--- a/data/outputs/note_analyse_chapitre_PME_2024.docx
+++ b/data/outputs/note_analyse_chapitre_PME_2024.docx
@@ -2,15 +2,6 @@
 <file path=word/document.xml><?xml version="1.0" encoding="utf-8"?>
 <w:document xmlns:wpc="http://schemas.microsoft.com/office/word/2010/wordprocessingCanvas" xmlns:mo="http://schemas.microsoft.com/office/mac/office/2008/main" xmlns:mc="http://schemas.openxmlformats.org/markup-compatibility/2006" xmlns:mv="urn:schemas-microsoft-com:mac:vml" xmlns:o="urn:schemas-microsoft-com:office:office" xmlns:r="http://schemas.openxmlformats.org/officeDocument/2006/relationships" xmlns:m="http://schemas.openxmlformats.org/officeDocument/2006/math" xmlns:v="urn:schemas-microsoft-com:vml" xmlns:wp14="http://schemas.microsoft.com/office/word/2010/wordprocessingDrawing" xmlns:wp="http://schemas.openxmlformats.org/drawingml/2006/wordprocessingDrawing" xmlns:w10="urn:schemas-microsoft-com:office:word" xmlns:w="http://schemas.openxmlformats.org/wordprocessingml/2006/main" xmlns:w14="http://schemas.microsoft.com/office/word/2010/wordml" xmlns:wpg="http://schemas.microsoft.com/office/word/2010/wordprocessingGroup" xmlns:wpi="http://schemas.microsoft.com/office/word/2010/wordprocessingInk" xmlns:wne="http://schemas.microsoft.com/office/word/2006/wordml" xmlns:wps="http://schemas.microsoft.com/office/word/2010/wordprocessingShape" mc:Ignorable="w14 wp14">
   <w:body>
-    <w:p>
-      <w:r>
-        <w:rPr>
-          <w:color w:val="595959"/>
-          <w:sz w:val="18"/>
-        </w:rPr>
-        <w:t>MINPMEESA — Cellule des Statistiques</w:t>
-      </w:r>
-    </w:p>
     <w:p>
       <w:pPr>
         <w:pStyle w:val="Title"/>
@@ -29,7 +20,7 @@
           <w:color w:val="595959"/>
           <w:sz w:val="16"/>
         </w:rPr>
-        <w:t>Établie le 28/09/2026 ; modèle : extractif (sans modèle de langage)</w:t>
+        <w:t>Établie le 01/10/2026 ; modèle : extractif (sans modèle de langage)</w:t>
       </w:r>
     </w:p>
     <w:p>
@@ -132,7 +123,7 @@
           <w:color w:val="595959"/>
           <w:sz w:val="16"/>
         </w:rPr>
-        <w:t>Sources : variation calculée (var_rel_pct) : PME, valeurs n° 10101 et n° 10100 (réf. 2023)</w:t>
+        <w:t>Sources : variation calculée (var_rel_pct) : Total, valeurs n° 10115 et n° 10114 (réf. 2023)</w:t>
       </w:r>
     </w:p>
     <w:p>
@@ -155,7 +146,7 @@
     </w:p>
     <w:p>
       <w:r>
-        <w:t>Les valeurs les plus élevées en 2024 reviennent à « PME » (443 524) et à « GE » (778).</w:t>
+        <w:t>Dans la répartition par type, les valeurs les plus élevées en 2024 reviennent à « PME » (443 524) et à « GE » (778).</w:t>
       </w:r>
     </w:p>
     <w:p>
@@ -173,7 +164,7 @@
     </w:p>
     <w:p>
       <w:r>
-        <w:t>Par rapport à 2023, l'évolution la plus marquée concerne « PME » (hausse de 12,8 %).</w:t>
+        <w:t>Par rapport à 2023, dans la répartition par type, l'évolution la plus marquée concerne « PME » (hausse de 12,8 % du stock).</w:t>
       </w:r>
     </w:p>
     <w:p>
@@ -274,7 +265,7 @@
     </w:p>
     <w:p>
       <w:r>
-        <w:t>Les parts les plus élevées en 2024 reviennent à « Tertiaire » (77,2 %) et à « Secondaire » (22,7 %).</w:t>
+        <w:t>Dans la répartition par secteur, les parts les plus élevées en 2024 reviennent à « Tertiaire » (77,2 %) et à « Secondaire » (22,7 %).</w:t>
       </w:r>
     </w:p>
     <w:p>
@@ -292,7 +283,7 @@
     </w:p>
     <w:p>
       <w:r>
-        <w:t>Par rapport à 2023, l'évolution la plus marquée concerne « Secondaire » (hausse de 26,1 %).</w:t>
+        <w:t>Par rapport à 2023, dans la répartition par secteur, l'évolution la plus marquée concerne « Secondaire » (hausse de 26,1 % du stock).</w:t>
       </w:r>
     </w:p>
     <w:p>
@@ -357,7 +348,7 @@
     </w:p>
     <w:p>
       <w:r>
-        <w:t>Les parts les plus élevées en 2024 reviennent à « EI/ETS » (97 %) et à « SARL » (1,8 %).</w:t>
+        <w:t>Dans la répartition par forme juridique, les parts les plus élevées en 2024 reviennent à « EI/ETS » (97 %) et à « SARL » (1,8 %).</w:t>
       </w:r>
     </w:p>
     <w:p>
@@ -422,7 +413,7 @@
     </w:p>
     <w:p>
       <w:r>
-        <w:t>Les parts les plus élevées en 2024 reviennent à « Douala » (33,5 %) et à « Yaoundé » (23,9 %).</w:t>
+        <w:t>Dans la répartition par Région, les parts les plus élevées en 2024 reviennent à « Douala » (33,5 %) et à « Yaoundé » (23,9 %).</w:t>
       </w:r>
     </w:p>
     <w:p>
@@ -487,7 +478,7 @@
     </w:p>
     <w:p>
       <w:r>
-        <w:t>Les parts les plus élevées en 2024 reviennent à « Masculin » (62,2 %) et à « Féminin » (37,8 %).</w:t>
+        <w:t>Dans la répartition par sexe du Promoteur/Dirigeant, les parts les plus élevées en 2024 reviennent à « Masculin » (62,2 %) et à « Féminin » (37,8 %).</w:t>
       </w:r>
     </w:p>
     <w:p>
@@ -552,7 +543,7 @@
     </w:p>
     <w:p>
       <w:r>
-        <w:t>Les parts les plus élevées en 2024 reviennent à « 30-40 » (39,8 %) et à « 20-30 » (28,4 %).</w:t>
+        <w:t>Dans la répartition par tranche d’âge du Promoteur/Dirigeant, les parts les plus élevées en 2024 reviennent à « 30-40 » (39,8 %) et à « 20-30 » (28,4 %).</w:t>
       </w:r>
     </w:p>
     <w:p>
@@ -565,7 +556,7 @@
           <w:color w:val="595959"/>
           <w:sz w:val="16"/>
         </w:rPr>
-        <w:t>Sources : annuaire_2024, tableau 6, p. 18 (20-30 | 2024 (e) · Effectif); annuaire_2024, tableau 6, p. 18 (30-40 | 2024 (e) · Effectif); annuaire_2024, tableau 6, p. 18 (30-40 | 2024 (e) · %); annuaire_2024, tableau 6, p. 18 (Moins de 20 ans | 2024 (e) · Effectif); annuaire_2024, tableau 6, p. 18 (20-30 | 2024 (e) · Effectif); annuaire_2024, tableau 6, p. 18 (20-30 | 2024 (e) · %)</w:t>
+        <w:t>Sources : annuaire_2024, tableau 6, p. 18 (20-30 | 2024 (e) · Effectif); annuaire_2024, tableau 6, p. 18 (30-40 | 2024 (e) · Effectif); annuaire_2024, tableau 6, p. 18 (30-40 | 2024 (e) · %); annuaire_2024, tableau 6, p. 18 (Moins de 20 ans | 2024 (e) · Effectif); annuaire_2024, tableau 6, p. 18 (30-40 | 2024 (e) · Effectif); annuaire_2024, tableau 6, p. 18 (20-30 | 2024 (e) · %)</w:t>
       </w:r>
     </w:p>
     <w:p>
@@ -638,7 +629,7 @@
           <w:color w:val="595959"/>
           <w:sz w:val="16"/>
         </w:rPr>
-        <w:t>Sources : variation calculée (var_rel_pct) : Yaoundé, valeurs n° 10373 et n° 10372 (réf. 2023)</w:t>
+        <w:t>Sources : variation calculée (var_rel_pct) : Total, valeurs n° 10445 et n° 10444 (réf. 2023)</w:t>
       </w:r>
     </w:p>
     <w:p>
@@ -679,7 +670,7 @@
     </w:p>
     <w:p>
       <w:r>
-        <w:t>Par rapport à 2023, l'évolution la plus marquée concerne « Ebolowa » (hausse de 8,4 %).</w:t>
+        <w:t>Par rapport à 2023, l'évolution la plus marquée concerne « Ebolowa » (hausse de 8,4 % de l'effectif).</w:t>
       </w:r>
     </w:p>
     <w:p>
@@ -744,7 +735,7 @@
     </w:p>
     <w:p>
       <w:r>
-        <w:t>Les parts les plus élevées en 2024 reviennent à « Yaoundé / Tertiaire » (40,6 %) et à « Douala / Tertiaire » (30,5 %).</w:t>
+        <w:t>Dans la répartition par secteur d’activité, les parts les plus élevées en 2024 reviennent à « Yaoundé / Tertiaire » (40,6 %) et à « Douala / Tertiaire » (30,5 %).</w:t>
       </w:r>
     </w:p>
     <w:p>
@@ -809,7 +800,7 @@
     </w:p>
     <w:p>
       <w:r>
-        <w:t>Les parts les plus élevées en 2024 reviennent à « Douala / TPE » (31,2 %) et à « Yaoundé / TPE » (30,1 %).</w:t>
+        <w:t>Dans la répartition par type, les parts les plus élevées en 2024 reviennent à « Douala / TPE » (31,2 %) et à « Yaoundé / TPE » (30,1 %).</w:t>
       </w:r>
     </w:p>
     <w:p>
@@ -874,7 +865,7 @@
     </w:p>
     <w:p>
       <w:r>
-        <w:t>Les parts les plus élevées en 2024 reviennent à « Yaoundé / ETS » (28 %) et à « Douala / SARL » (18,9 %).</w:t>
+        <w:t>Dans la répartition par forme juridique, les parts les plus élevées en 2024 reviennent à « Yaoundé / ETS » (28 %) et à « Douala / SARL » (18,9 %).</w:t>
       </w:r>
     </w:p>
     <w:p>
@@ -939,7 +930,7 @@
     </w:p>
     <w:p>
       <w:r>
-        <w:t>Les parts les plus élevées en 2024 reviennent à « Yaoundé / Masculin » (31,7 %) et à « Douala / Masculin » (25,5 %).</w:t>
+        <w:t>Dans la répartition par genre, les parts les plus élevées en 2024 reviennent à « Yaoundé / Masculin » (31,7 %) et à « Douala / Masculin » (25,5 %).</w:t>
       </w:r>
     </w:p>
     <w:p>
@@ -1004,7 +995,7 @@
     </w:p>
     <w:p>
       <w:r>
-        <w:t>Les valeurs les plus élevées en 2024 reviennent à « Yaoundé » (9 858) et à « Douala » (6 815).</w:t>
+        <w:t>Dans la répartition par tranche d’âge du promoteur, les valeurs les plus élevées en 2024 reviennent à « Yaoundé » (9 858) et à « Douala » (6 815).</w:t>
       </w:r>
     </w:p>
     <w:p>
@@ -1155,7 +1146,7 @@
           <w:color w:val="595959"/>
           <w:sz w:val="16"/>
         </w:rPr>
-        <w:t>Sources : annuaire_2024, tableau 14, p. 26 (Douala | Nombre de CGA); annuaire_2024, tableau 14, p. 26 (Douala | Nombre de CGA)</w:t>
+        <w:t>Sources : annuaire_2024, tableau 14, p. 26 (Douala | Nombre de CGA); annuaire_2024, tableau 14, p. 26 (Yaoundé | Nombre de CGA)</w:t>
       </w:r>
     </w:p>
     <w:p>
@@ -1197,7 +1188,7 @@
     </w:p>
     <w:p>
       <w:r>
-        <w:t>Les valeurs les plus élevées en 2024 reviennent à « Stock des PME » (443 524) et à « VA des PME » (7 291 millions de Francs CFA).</w:t>
+        <w:t>En 2024, « VA des PME » s'établit à 7 291 millions de Francs CFA.</w:t>
       </w:r>
     </w:p>
     <w:p>
@@ -1210,12 +1201,12 @@
           <w:color w:val="595959"/>
           <w:sz w:val="16"/>
         </w:rPr>
-        <w:t>Sources : annuaire_2024, tableau 16, p. 27 (Stock des PME | 2024 (e)); annuaire_2024, tableau 16, p. 27 (VA des PME | 2024 (e))</w:t>
+        <w:t>Sources : annuaire_2024, tableau 16, p. 27 (VA des PME | 2024 (e))</w:t>
       </w:r>
     </w:p>
     <w:p>
       <w:r>
-        <w:t>Par rapport à 2023, l'évolution la plus marquée concerne « Stock des PME » (hausse de 12,8 %).</w:t>
+        <w:t>Par rapport à 2023, « VA des PME » progresse de 11,8 %.</w:t>
       </w:r>
     </w:p>
     <w:p>
@@ -1228,7 +1219,61 @@
           <w:color w:val="595959"/>
           <w:sz w:val="16"/>
         </w:rPr>
-        <w:t>Sources : variation calculée (var_rel_pct) : Stock des PME, valeurs n° 11833 et n° 11832 (réf. 2023)</w:t>
+        <w:t>Sources : variation calculée (var_rel_pct) : VA des PME, valeurs n° 11840 et n° 11839 (réf. 2023)</w:t>
+      </w:r>
+    </w:p>
+    <w:p>
+      <w:r>
+        <w:t>Depuis 2018, la hausse cumulée atteint 67,3 %.</w:t>
+      </w:r>
+    </w:p>
+    <w:p>
+      <w:pPr>
+        <w:spacing w:after="40"/>
+      </w:pPr>
+      <w:r>
+        <w:rPr>
+          <w:i/>
+          <w:color w:val="595959"/>
+          <w:sz w:val="16"/>
+        </w:rPr>
+        <w:t>Sources : variation calculée (var_rel_pct) : VA des PME, valeurs n° 11840 et n° 11834 (réf. 2018)</w:t>
+      </w:r>
+    </w:p>
+    <w:p>
+      <w:r>
+        <w:t>Dans la répartition par typologie, les valeurs les plus élevées en 2024 reviennent à « ME » (5 723 millions de Francs CFA) et à « PE » (1 428 millions de Francs CFA).</w:t>
+      </w:r>
+    </w:p>
+    <w:p>
+      <w:pPr>
+        <w:spacing w:after="40"/>
+      </w:pPr>
+      <w:r>
+        <w:rPr>
+          <w:i/>
+          <w:color w:val="595959"/>
+          <w:sz w:val="16"/>
+        </w:rPr>
+        <w:t>Sources : annuaire_2024, tableau 16, p. 27 (ME | 2024 (e)); annuaire_2024, tableau 16, p. 27 (PE | 2024 (e))</w:t>
+      </w:r>
+    </w:p>
+    <w:p>
+      <w:r>
+        <w:t>Par rapport à 2023, dans la répartition par typologie, l'évolution la plus marquée concerne « TPE » (hausse de 12,1 % de la valeur ajoutée).</w:t>
+      </w:r>
+    </w:p>
+    <w:p>
+      <w:pPr>
+        <w:spacing w:after="40"/>
+      </w:pPr>
+      <w:r>
+        <w:rPr>
+          <w:i/>
+          <w:color w:val="595959"/>
+          <w:sz w:val="16"/>
+        </w:rPr>
+        <w:t>Sources : variation calculée (var_rel_pct) : TPE, valeurs n° 11847 et n° 11846 (réf. 2023)</w:t>
       </w:r>
     </w:p>
     <w:p>
@@ -1262,7 +1307,7 @@
     </w:p>
     <w:p>
       <w:r>
-        <w:t>Les valeurs les plus élevées en 2024 reviennent à « VA des PME » (7 291 millions de Francs CFA) et à « Tertiaire » (5 709 millions de Francs CFA).</w:t>
+        <w:t>En 2024, « VA des PME » s'établit à 7 291 millions de Francs CFA.</w:t>
       </w:r>
     </w:p>
     <w:p>
@@ -1275,12 +1320,66 @@
           <w:color w:val="595959"/>
           <w:sz w:val="16"/>
         </w:rPr>
-        <w:t>Sources : annuaire_2024, tableau 17, p. 27 (VA des PME | 2024 (e)); annuaire_2024, tableau 17, p. 27 (Tertiaire | 2024 (e))</w:t>
+        <w:t>Sources : annuaire_2024, tableau 17, p. 27 (VA des PME | 2024 (e))</w:t>
       </w:r>
     </w:p>
     <w:p>
       <w:r>
-        <w:t>Par rapport à 2023, l'évolution la plus marquée concerne « Primaire » (hausse de 12,1 %).</w:t>
+        <w:t>Par rapport à 2023, « VA des PME » progresse de 11,8 %.</w:t>
+      </w:r>
+    </w:p>
+    <w:p>
+      <w:pPr>
+        <w:spacing w:after="40"/>
+      </w:pPr>
+      <w:r>
+        <w:rPr>
+          <w:i/>
+          <w:color w:val="595959"/>
+          <w:sz w:val="16"/>
+        </w:rPr>
+        <w:t>Sources : variation calculée (var_rel_pct) : VA des PME, valeurs n° 11868 et n° 11867 (réf. 2023)</w:t>
+      </w:r>
+    </w:p>
+    <w:p>
+      <w:r>
+        <w:t>Depuis 2018, la hausse cumulée atteint 67,3 %.</w:t>
+      </w:r>
+    </w:p>
+    <w:p>
+      <w:pPr>
+        <w:spacing w:after="40"/>
+      </w:pPr>
+      <w:r>
+        <w:rPr>
+          <w:i/>
+          <w:color w:val="595959"/>
+          <w:sz w:val="16"/>
+        </w:rPr>
+        <w:t>Sources : variation calculée (var_rel_pct) : VA des PME, valeurs n° 11868 et n° 11862 (réf. 2018)</w:t>
+      </w:r>
+    </w:p>
+    <w:p>
+      <w:r>
+        <w:t>Dans la répartition par secteur d’activité, les valeurs les plus élevées en 2024 reviennent à « Tertiaire » (5 709 millions de Francs CFA) et à « Secondaire » (1 480 millions de Francs CFA).</w:t>
+      </w:r>
+    </w:p>
+    <w:p>
+      <w:pPr>
+        <w:spacing w:after="40"/>
+      </w:pPr>
+      <w:r>
+        <w:rPr>
+          <w:i/>
+          <w:color w:val="595959"/>
+          <w:sz w:val="16"/>
+        </w:rPr>
+        <w:t>Sources : annuaire_2024, tableau 17, p. 27 (Tertiaire | 2024 (e)); annuaire_2024, tableau 17, p. 27 (Secondaire | 2024 (e))</w:t>
+      </w:r>
+    </w:p>
+    <w:p>
+      <w:r>
+        <w:t>Par rapport à 2023, dans la répartition par secteur d’activité, l'évolution la plus marquée concerne « Primaire » (hausse de 12,1 % de la valeur ajoutée).</w:t>
       </w:r>
     </w:p>
     <w:p>
@@ -1381,7 +1480,7 @@
     </w:p>
     <w:p>
       <w:r>
-        <w:t>Les valeurs les plus élevées en 2024 reviennent à « PE » (504 693 million de FCFA) et à « TPE » (129 900 million de FCFA).</w:t>
+        <w:t>Dans la répartition par PME, les valeurs les plus élevées en 2024 reviennent à « PE » (504 693 million de FCFA) et à « TPE » (129 900 million de FCFA).</w:t>
       </w:r>
     </w:p>
     <w:p>
@@ -1399,7 +1498,7 @@
     </w:p>
     <w:p>
       <w:r>
-        <w:t>Par rapport à 2023, l'évolution la plus marquée concerne « ME » (baisse de 40,0 %).</w:t>
+        <w:t>Par rapport à 2023, dans la répartition par PME, l'évolution la plus marquée concerne « ME » (baisse de 40,0 % du chiffre d'affaires).</w:t>
       </w:r>
     </w:p>
     <w:p>
@@ -1456,6 +1555,7 @@
       </w:r>
     </w:p>
     <w:sectPr>
+      <w:headerReference w:type="default" r:id="rId9"/>
       <w:pgSz w:w="12240" w:h="15840"/>
       <w:pgMar w:top="1440" w:right="1800" w:bottom="1440" w:left="1800" w:header="720" w:footer="720" w:gutter="0"/>
       <w:cols w:space="720"/>
@@ -1463,6 +1563,23 @@
     </w:sectPr>
   </w:body>
 </w:document>
+</file>
+
+<file path=word/header1.xml><?xml version="1.0" encoding="utf-8"?>
+<w:hdr xmlns:m="http://schemas.openxmlformats.org/officeDocument/2006/math" xmlns:mc="http://schemas.openxmlformats.org/markup-compatibility/2006" xmlns:mo="http://schemas.microsoft.com/office/mac/office/2008/main" xmlns:mv="urn:schemas-microsoft-com:mac:vml" xmlns:o="urn:schemas-microsoft-com:office:office" xmlns:r="http://schemas.openxmlformats.org/officeDocument/2006/relationships" xmlns:v="urn:schemas-microsoft-com:vml" xmlns:w10="urn:schemas-microsoft-com:office:word" xmlns:w14="http://schemas.microsoft.com/office/word/2010/wordml" xmlns:w="http://schemas.openxmlformats.org/wordprocessingml/2006/main" xmlns:wne="http://schemas.microsoft.com/office/word/2006/wordml" xmlns:wp14="http://schemas.microsoft.com/office/word/2010/wordprocessingDrawing" xmlns:wp="http://schemas.openxmlformats.org/drawingml/2006/wordprocessingDrawing" xmlns:wpc="http://schemas.microsoft.com/office/word/2010/wordprocessingCanvas" xmlns:wpg="http://schemas.microsoft.com/office/word/2010/wordprocessingGroup" xmlns:wpi="http://schemas.microsoft.com/office/word/2010/wordprocessingInk" xmlns:wps="http://schemas.microsoft.com/office/word/2010/wordprocessingShape" mc:Ignorable="w14 wp14">
+  <w:p>
+    <w:pPr>
+      <w:pStyle w:val="Header"/>
+    </w:pPr>
+    <w:r>
+      <w:rPr>
+        <w:color w:val="595959"/>
+        <w:sz w:val="18"/>
+      </w:rPr>
+      <w:t>ANALYS'PME — MINPMEESA — Cellule des Statistiques</w:t>
+    </w:r>
+  </w:p>
+</w:hdr>
 </file>
 
 <file path=word/numbering.xml><?xml version="1.0" encoding="utf-8"?>
@@ -1895,7 +2012,7 @@
       <w:rFonts w:asciiTheme="majorHAnsi" w:eastAsiaTheme="majorEastAsia" w:hAnsiTheme="majorHAnsi" w:cstheme="majorBidi"/>
       <w:b/>
       <w:bCs/>
-      <w:color w:val="365F91" w:themeColor="accent1" w:themeShade="BF"/>
+      <w:color w:val="007A5E"/>
       <w:sz w:val="28"/>
       <w:szCs w:val="28"/>
     </w:rPr>
@@ -1919,7 +2036,7 @@
       <w:rFonts w:asciiTheme="majorHAnsi" w:eastAsiaTheme="majorEastAsia" w:hAnsiTheme="majorHAnsi" w:cstheme="majorBidi"/>
       <w:b/>
       <w:bCs/>
-      <w:color w:val="4F81BD" w:themeColor="accent1"/>
+      <w:color w:val="007A5E"/>
       <w:sz w:val="26"/>
       <w:szCs w:val="26"/>
     </w:rPr>
@@ -1943,7 +2060,7 @@
       <w:rFonts w:asciiTheme="majorHAnsi" w:eastAsiaTheme="majorEastAsia" w:hAnsiTheme="majorHAnsi" w:cstheme="majorBidi"/>
       <w:b/>
       <w:bCs/>
-      <w:color w:val="4F81BD" w:themeColor="accent1"/>
+      <w:color w:val="007A5E"/>
     </w:rPr>
   </w:style>
   <w:style w:type="paragraph" w:styleId="Heading4">
@@ -2182,7 +2299,7 @@
     </w:pPr>
     <w:rPr>
       <w:rFonts w:asciiTheme="majorHAnsi" w:eastAsiaTheme="majorEastAsia" w:hAnsiTheme="majorHAnsi" w:cstheme="majorBidi"/>
-      <w:color w:val="17365D" w:themeColor="text2" w:themeShade="BF"/>
+      <w:color w:val="007A5E"/>
       <w:spacing w:val="5"/>
       <w:kern w:val="28"/>
       <w:sz w:val="52"/>

--- a/data/outputs/note_analyse_chapitre_PME_2024.docx
+++ b/data/outputs/note_analyse_chapitre_PME_2024.docx
@@ -128,7 +128,7 @@
     </w:p>
     <w:p>
       <w:r>
-        <w:t>Depuis 2020, la hausse cumulée atteint 53,5 %.</w:t>
+        <w:t>Depuis 2016, la hausse cumulée atteint 118,7 %.</w:t>
       </w:r>
     </w:p>
     <w:p>
@@ -141,7 +141,7 @@
           <w:color w:val="595959"/>
           <w:sz w:val="16"/>
         </w:rPr>
-        <w:t>Sources : variation calculée (var_rel_pct) : PME, valeurs n° 10101 et n° 10097 (réf. 2020)</w:t>
+        <w:t>Sources : variation calculée (var_rel_pct) : Total, valeurs n° 10115 et n° 10109 (réf. 2016)</w:t>
       </w:r>
     </w:p>
     <w:p>
@@ -348,6 +348,42 @@
     </w:p>
     <w:p>
       <w:r>
+        <w:t>Par rapport à 2023, ce total progresse de 12,8 %.</w:t>
+      </w:r>
+    </w:p>
+    <w:p>
+      <w:pPr>
+        <w:spacing w:after="40"/>
+      </w:pPr>
+      <w:r>
+        <w:rPr>
+          <w:i/>
+          <w:color w:val="595959"/>
+          <w:sz w:val="16"/>
+        </w:rPr>
+        <w:t>Sources : variation calculée (var_rel_pct) : Total, valeurs n° 10204 et n° 10203 (réf. 2023)</w:t>
+      </w:r>
+    </w:p>
+    <w:p>
+      <w:r>
+        <w:t>Depuis 2016, la hausse cumulée atteint 118,8 %.</w:t>
+      </w:r>
+    </w:p>
+    <w:p>
+      <w:pPr>
+        <w:spacing w:after="40"/>
+      </w:pPr>
+      <w:r>
+        <w:rPr>
+          <w:i/>
+          <w:color w:val="595959"/>
+          <w:sz w:val="16"/>
+        </w:rPr>
+        <w:t>Sources : variation calculée (var_rel_pct) : EI/ETS, valeurs n° 10169 et n° 10164 (réf. 2016)</w:t>
+      </w:r>
+    </w:p>
+    <w:p>
+      <w:r>
         <w:t>Dans la répartition par forme juridique, les parts les plus élevées en 2024 reviennent à « EI/ETS » (97 %) et à « SARL » (1,8 %).</w:t>
       </w:r>
     </w:p>
@@ -362,6 +398,24 @@
           <w:sz w:val="16"/>
         </w:rPr>
         <w:t>Sources : annuaire_2024, tableau 3, p. 17 (EI/ETS | 2024(e) · %); annuaire_2024, tableau 3, p. 17 (SARL | 2024(e) · %)</w:t>
+      </w:r>
+    </w:p>
+    <w:p>
+      <w:r>
+        <w:t>Par rapport à 2023, dans la répartition par forme juridique, l'évolution la plus marquée concerne « SARL » (hausse de 12,8 % du stock).</w:t>
+      </w:r>
+    </w:p>
+    <w:p>
+      <w:pPr>
+        <w:spacing w:after="40"/>
+      </w:pPr>
+      <w:r>
+        <w:rPr>
+          <w:i/>
+          <w:color w:val="595959"/>
+          <w:sz w:val="16"/>
+        </w:rPr>
+        <w:t>Sources : variation calculée (var_rel_pct) : SARL, valeurs n° 10176 et n° 10175 (réf. 2023)</w:t>
       </w:r>
     </w:p>
     <w:p>
@@ -413,6 +467,42 @@
     </w:p>
     <w:p>
       <w:r>
+        <w:t>Par rapport à 2023, ce total progresse de 12,8 %.</w:t>
+      </w:r>
+    </w:p>
+    <w:p>
+      <w:pPr>
+        <w:spacing w:after="40"/>
+      </w:pPr>
+      <w:r>
+        <w:rPr>
+          <w:i/>
+          <w:color w:val="595959"/>
+          <w:sz w:val="16"/>
+        </w:rPr>
+        <w:t>Sources : variation calculée (var_rel_pct) : Total, valeurs n° 10295 et n° 10294 (réf. 2023)</w:t>
+      </w:r>
+    </w:p>
+    <w:p>
+      <w:r>
+        <w:t>Depuis 2016, la hausse cumulée atteint 118,8 %.</w:t>
+      </w:r>
+    </w:p>
+    <w:p>
+      <w:pPr>
+        <w:spacing w:after="40"/>
+      </w:pPr>
+      <w:r>
+        <w:rPr>
+          <w:i/>
+          <w:color w:val="595959"/>
+          <w:sz w:val="16"/>
+        </w:rPr>
+        <w:t>Sources : variation calculée (var_rel_pct) : Centre hors Yaoundé, valeurs n° 10218 et n° 10213 (réf. 2016)</w:t>
+      </w:r>
+    </w:p>
+    <w:p>
+      <w:r>
         <w:t>Dans la répartition par Région, les parts les plus élevées en 2024 reviennent à « Douala » (33,5 %) et à « Yaoundé » (23,9 %).</w:t>
       </w:r>
     </w:p>
@@ -427,6 +517,24 @@
           <w:sz w:val="16"/>
         </w:rPr>
         <w:t>Sources : annuaire_2024, tableau 4, p. 18 (Douala | 2024 (e) · %); annuaire_2024, tableau 4, p. 18 (Yaoundé | 2024 (e) · %)</w:t>
+      </w:r>
+    </w:p>
+    <w:p>
+      <w:r>
+        <w:t>Par rapport à 2023, dans la répartition par Région, l'évolution la plus marquée concerne « Adamaoua » (hausse de 12,8 % du stock).</w:t>
+      </w:r>
+    </w:p>
+    <w:p>
+      <w:pPr>
+        <w:spacing w:after="40"/>
+      </w:pPr>
+      <w:r>
+        <w:rPr>
+          <w:i/>
+          <w:color w:val="595959"/>
+          <w:sz w:val="16"/>
+        </w:rPr>
+        <w:t>Sources : variation calculée (var_rel_pct) : Adamaoua, valeurs n° 10211 et n° 10210 (réf. 2023)</w:t>
       </w:r>
     </w:p>
     <w:p>
@@ -478,6 +586,42 @@
     </w:p>
     <w:p>
       <w:r>
+        <w:t>Par rapport à 2023, ce total progresse de 12,8 %.</w:t>
+      </w:r>
+    </w:p>
+    <w:p>
+      <w:pPr>
+        <w:spacing w:after="40"/>
+      </w:pPr>
+      <w:r>
+        <w:rPr>
+          <w:i/>
+          <w:color w:val="595959"/>
+          <w:sz w:val="16"/>
+        </w:rPr>
+        <w:t>Sources : variation calculée (var_rel_pct) : Total PME, valeurs n° 10316 et n° 10315 (réf. 2023)</w:t>
+      </w:r>
+    </w:p>
+    <w:p>
+      <w:r>
+        <w:t>Depuis 2016, la hausse cumulée atteint 118,8 %.</w:t>
+      </w:r>
+    </w:p>
+    <w:p>
+      <w:pPr>
+        <w:spacing w:after="40"/>
+      </w:pPr>
+      <w:r>
+        <w:rPr>
+          <w:i/>
+          <w:color w:val="595959"/>
+          <w:sz w:val="16"/>
+        </w:rPr>
+        <w:t>Sources : variation calculée (var_rel_pct) : Masculin, valeurs n° 10302 et n° 10297 (réf. 2016)</w:t>
+      </w:r>
+    </w:p>
+    <w:p>
+      <w:r>
         <w:t>Dans la répartition par sexe du Promoteur/Dirigeant, les parts les plus élevées en 2024 reviennent à « Masculin » (62,2 %) et à « Féminin » (37,8 %).</w:t>
       </w:r>
     </w:p>
@@ -492,6 +636,24 @@
           <w:sz w:val="16"/>
         </w:rPr>
         <w:t>Sources : annuaire_2024, tableau 5, p. 18 (Masculin | 2024 (e) · %); annuaire_2024, tableau 5, p. 18 (Féminin | 2024 (e) · %)</w:t>
+      </w:r>
+    </w:p>
+    <w:p>
+      <w:r>
+        <w:t>Par rapport à 2023, dans la répartition par sexe du Promoteur/Dirigeant, l'évolution la plus marquée concerne « Masculin » (hausse de 12,8 % du stock).</w:t>
+      </w:r>
+    </w:p>
+    <w:p>
+      <w:pPr>
+        <w:spacing w:after="40"/>
+      </w:pPr>
+      <w:r>
+        <w:rPr>
+          <w:i/>
+          <w:color w:val="595959"/>
+          <w:sz w:val="16"/>
+        </w:rPr>
+        <w:t>Sources : variation calculée (var_rel_pct) : Masculin, valeurs n° 10302 et n° 10301 (réf. 2023)</w:t>
       </w:r>
     </w:p>
     <w:p>
@@ -543,6 +705,42 @@
     </w:p>
     <w:p>
       <w:r>
+        <w:t>Par rapport à 2023, ce total progresse de 12,8 %.</w:t>
+      </w:r>
+    </w:p>
+    <w:p>
+      <w:pPr>
+        <w:spacing w:after="40"/>
+      </w:pPr>
+      <w:r>
+        <w:rPr>
+          <w:i/>
+          <w:color w:val="595959"/>
+          <w:sz w:val="16"/>
+        </w:rPr>
+        <w:t>Sources : variation calculée (var_rel_pct) : Total, valeurs n° 10365 et n° 10364 (réf. 2023)</w:t>
+      </w:r>
+    </w:p>
+    <w:p>
+      <w:r>
+        <w:t>Depuis 2016, la hausse cumulée atteint 118,8 %.</w:t>
+      </w:r>
+    </w:p>
+    <w:p>
+      <w:pPr>
+        <w:spacing w:after="40"/>
+      </w:pPr>
+      <w:r>
+        <w:rPr>
+          <w:i/>
+          <w:color w:val="595959"/>
+          <w:sz w:val="16"/>
+        </w:rPr>
+        <w:t>Sources : variation calculée (var_rel_pct) : Total, valeurs n° 10365 et n° 10360 (réf. 2016)</w:t>
+      </w:r>
+    </w:p>
+    <w:p>
+      <w:r>
         <w:t>Dans la répartition par tranche d’âge du Promoteur/Dirigeant, les parts les plus élevées en 2024 reviennent à « 30-40 » (39,8 %) et à « 20-30 » (28,4 %).</w:t>
       </w:r>
     </w:p>
@@ -557,6 +755,24 @@
           <w:sz w:val="16"/>
         </w:rPr>
         <w:t>Sources : annuaire_2024, tableau 6, p. 18 (20-30 | 2024 (e) · Effectif); annuaire_2024, tableau 6, p. 18 (30-40 | 2024 (e) · Effectif); annuaire_2024, tableau 6, p. 18 (30-40 | 2024 (e) · %); annuaire_2024, tableau 6, p. 18 (Moins de 20 ans | 2024 (e) · Effectif); annuaire_2024, tableau 6, p. 18 (30-40 | 2024 (e) · Effectif); annuaire_2024, tableau 6, p. 18 (20-30 | 2024 (e) · %)</w:t>
+      </w:r>
+    </w:p>
+    <w:p>
+      <w:r>
+        <w:t>Par rapport à 2023, dans la répartition par tranche d’âge du Promoteur/Dirigeant, l'évolution la plus marquée concerne « Moins de 20 ans » (hausse de 12,8 % du stock).</w:t>
+      </w:r>
+    </w:p>
+    <w:p>
+      <w:pPr>
+        <w:spacing w:after="40"/>
+      </w:pPr>
+      <w:r>
+        <w:rPr>
+          <w:i/>
+          <w:color w:val="595959"/>
+          <w:sz w:val="16"/>
+        </w:rPr>
+        <w:t>Sources : annuaire_2024, tableau 6, p. 18 (Moins de 20 ans | 2024 (e) · Effectif); variation calculée (var_rel_pct) : Moins de 20 ans, valeurs n° 10323 et n° 10322 (réf. 2023)</w:t>
       </w:r>
     </w:p>
     <w:p>
@@ -670,7 +886,7 @@
     </w:p>
     <w:p>
       <w:r>
-        <w:t>Par rapport à 2023, l'évolution la plus marquée concerne « Ebolowa » (hausse de 8,4 % de l'effectif).</w:t>
+        <w:t>Par rapport à 2023, l'évolution la plus marquée concerne « Bamenda » (hausse de 7,8 % de l'effectif).</w:t>
       </w:r>
     </w:p>
     <w:p>
@@ -683,7 +899,7 @@
           <w:color w:val="595959"/>
           <w:sz w:val="16"/>
         </w:rPr>
-        <w:t>Sources : variation calculée (var_rel_pct) : Ebolowa, valeurs n° 10408 et n° 10407 (réf. 2023)</w:t>
+        <w:t>Sources : variation calculée (var_rel_pct) : Bamenda, valeurs n° 10401 et n° 10400 (réf. 2023)</w:t>
       </w:r>
     </w:p>
     <w:p>
@@ -735,6 +951,42 @@
     </w:p>
     <w:p>
       <w:r>
+        <w:t>Par rapport à 2023, ce total progresse de 7,5 %.</w:t>
+      </w:r>
+    </w:p>
+    <w:p>
+      <w:pPr>
+        <w:spacing w:after="40"/>
+      </w:pPr>
+      <w:r>
+        <w:rPr>
+          <w:i/>
+          <w:color w:val="595959"/>
+          <w:sz w:val="16"/>
+        </w:rPr>
+        <w:t>Sources : variation calculée (var_rel_pct) : Yaoundé / Total, valeurs n° 10476 et n° 10475 (réf. 2023)</w:t>
+      </w:r>
+    </w:p>
+    <w:p>
+      <w:r>
+        <w:t>Depuis 2018, la hausse cumulée atteint 57,4 %.</w:t>
+      </w:r>
+    </w:p>
+    <w:p>
+      <w:pPr>
+        <w:spacing w:after="40"/>
+      </w:pPr>
+      <w:r>
+        <w:rPr>
+          <w:i/>
+          <w:color w:val="595959"/>
+          <w:sz w:val="16"/>
+        </w:rPr>
+        <w:t>Sources : variation calculée (var_rel_pct) : Total / Total, valeurs n° 10808 et n° 10802 (réf. 2018)</w:t>
+      </w:r>
+    </w:p>
+    <w:p>
+      <w:r>
         <w:t>Dans la répartition par secteur d’activité, les parts les plus élevées en 2024 reviennent à « Yaoundé / Tertiaire » (40,6 %) et à « Douala / Tertiaire » (30,5 %).</w:t>
       </w:r>
     </w:p>
@@ -749,6 +1001,24 @@
           <w:sz w:val="16"/>
         </w:rPr>
         <w:t>Sources : annuaire_2024, tableau 8, p. 19 (Yaoundé / Tertiaire | 2024 · %); annuaire_2024, tableau 8, p. 19 (Douala / Tertiaire | 2024 · %)</w:t>
+      </w:r>
+    </w:p>
+    <w:p>
+      <w:r>
+        <w:t>Par rapport à 2023, dans la répartition par secteur d’activité, l'évolution la plus marquée concerne « Bamenda / Tertiaire » (hausse de 7,9 % de l'effectif).</w:t>
+      </w:r>
+    </w:p>
+    <w:p>
+      <w:pPr>
+        <w:spacing w:after="40"/>
+      </w:pPr>
+      <w:r>
+        <w:rPr>
+          <w:i/>
+          <w:color w:val="595959"/>
+          <w:sz w:val="16"/>
+        </w:rPr>
+        <w:t>Sources : variation calculée (var_rel_pct) : Bamenda / Tertiaire, valeurs n° 10596 et n° 10595 (réf. 2023)</w:t>
       </w:r>
     </w:p>
     <w:p>
@@ -800,6 +1070,42 @@
     </w:p>
     <w:p>
       <w:r>
+        <w:t>Par rapport à 2023, ce total progresse de 7,5 %.</w:t>
+      </w:r>
+    </w:p>
+    <w:p>
+      <w:pPr>
+        <w:spacing w:after="40"/>
+      </w:pPr>
+      <w:r>
+        <w:rPr>
+          <w:i/>
+          <w:color w:val="595959"/>
+          <w:sz w:val="16"/>
+        </w:rPr>
+        <w:t>Sources : variation calculée (var_rel_pct) : Yaoundé / Total, valeurs n° 10834 et n° 10833 (réf. 2023)</w:t>
+      </w:r>
+    </w:p>
+    <w:p>
+      <w:r>
+        <w:t>Depuis 2018, la hausse cumulée atteint 57,4 %.</w:t>
+      </w:r>
+    </w:p>
+    <w:p>
+      <w:pPr>
+        <w:spacing w:after="40"/>
+      </w:pPr>
+      <w:r>
+        <w:rPr>
+          <w:i/>
+          <w:color w:val="595959"/>
+          <w:sz w:val="16"/>
+        </w:rPr>
+        <w:t>Sources : variation calculée (var_rel_pct) : Total / Total, valeurs n° 11110 et n° 11104 (réf. 2018)</w:t>
+      </w:r>
+    </w:p>
+    <w:p>
+      <w:r>
         <w:t>Dans la répartition par type, les parts les plus élevées en 2024 reviennent à « Douala / TPE » (31,2 %) et à « Yaoundé / TPE » (30,1 %).</w:t>
       </w:r>
     </w:p>
@@ -814,6 +1120,24 @@
           <w:sz w:val="16"/>
         </w:rPr>
         <w:t>Sources : annuaire_2024, tableau 9, p. 21 (Douala / TPE | 2024 · %); annuaire_2024, tableau 9, p. 21 (Yaoundé / TPE | 2024 · %)</w:t>
+      </w:r>
+    </w:p>
+    <w:p>
+      <w:r>
+        <w:t>Par rapport à 2023, dans la répartition par type, l'évolution la plus marquée concerne « Garoua / TPE » (hausse de 7,9 % de l'effectif).</w:t>
+      </w:r>
+    </w:p>
+    <w:p>
+      <w:pPr>
+        <w:spacing w:after="40"/>
+      </w:pPr>
+      <w:r>
+        <w:rPr>
+          <w:i/>
+          <w:color w:val="595959"/>
+          <w:sz w:val="16"/>
+        </w:rPr>
+        <w:t>Sources : variation calculée (var_rel_pct) : Garoua / TPE, valeurs n° 10899 et n° 10898 (réf. 2023)</w:t>
       </w:r>
     </w:p>
     <w:p>
@@ -865,6 +1189,42 @@
     </w:p>
     <w:p>
       <w:r>
+        <w:t>Par rapport à 2023, ce total progresse de 7,5 %.</w:t>
+      </w:r>
+    </w:p>
+    <w:p>
+      <w:pPr>
+        <w:spacing w:after="40"/>
+      </w:pPr>
+      <w:r>
+        <w:rPr>
+          <w:i/>
+          <w:color w:val="595959"/>
+          <w:sz w:val="16"/>
+        </w:rPr>
+        <w:t>Sources : variation calculée (var_rel_pct) : Yaoundé / Total, valeurs n° 11144 et n° 11143 (réf. 2023)</w:t>
+      </w:r>
+    </w:p>
+    <w:p>
+      <w:r>
+        <w:t>Depuis 2018, la hausse cumulée atteint 57,4 %.</w:t>
+      </w:r>
+    </w:p>
+    <w:p>
+      <w:pPr>
+        <w:spacing w:after="40"/>
+      </w:pPr>
+      <w:r>
+        <w:rPr>
+          <w:i/>
+          <w:color w:val="595959"/>
+          <w:sz w:val="16"/>
+        </w:rPr>
+        <w:t>Sources : variation calculée (var_rel_pct) : Total / Total, valeurs n° 11466 et n° 11460 (réf. 2018)</w:t>
+      </w:r>
+    </w:p>
+    <w:p>
+      <w:r>
         <w:t>Dans la répartition par forme juridique, les parts les plus élevées en 2024 reviennent à « Yaoundé / ETS » (28 %) et à « Douala / SARL » (18,9 %).</w:t>
       </w:r>
     </w:p>
@@ -879,6 +1239,24 @@
           <w:sz w:val="16"/>
         </w:rPr>
         <w:t>Sources : annuaire_2024, tableau 10, p. 23 (Yaoundé / ETS | 2024 · %); annuaire_2024, tableau 10, p. 23 (Douala / SARL | 2024 · %)</w:t>
+      </w:r>
+    </w:p>
+    <w:p>
+      <w:r>
+        <w:t>Par rapport à 2023, dans la répartition par forme juridique, l'évolution la plus marquée concerne « Garoua / ETS » (hausse de 7,8 % de l'effectif).</w:t>
+      </w:r>
+    </w:p>
+    <w:p>
+      <w:pPr>
+        <w:spacing w:after="40"/>
+      </w:pPr>
+      <w:r>
+        <w:rPr>
+          <w:i/>
+          <w:color w:val="595959"/>
+          <w:sz w:val="16"/>
+        </w:rPr>
+        <w:t>Sources : variation calculée (var_rel_pct) : Garoua / ETS, valeurs n° 11231 et n° 11230 (réf. 2023)</w:t>
       </w:r>
     </w:p>
     <w:p>
@@ -930,6 +1308,42 @@
     </w:p>
     <w:p>
       <w:r>
+        <w:t>Par rapport à 2023, ce total progresse de 7,5 %.</w:t>
+      </w:r>
+    </w:p>
+    <w:p>
+      <w:pPr>
+        <w:spacing w:after="40"/>
+      </w:pPr>
+      <w:r>
+        <w:rPr>
+          <w:i/>
+          <w:color w:val="595959"/>
+          <w:sz w:val="16"/>
+        </w:rPr>
+        <w:t>Sources : variation calculée (var_rel_pct) : Yaoundé / Total, valeurs n° 11490 et n° 11489 (réf. 2023)</w:t>
+      </w:r>
+    </w:p>
+    <w:p>
+      <w:r>
+        <w:t>Depuis 2018, la hausse cumulée atteint 57,4 %.</w:t>
+      </w:r>
+    </w:p>
+    <w:p>
+      <w:pPr>
+        <w:spacing w:after="40"/>
+      </w:pPr>
+      <w:r>
+        <w:rPr>
+          <w:i/>
+          <w:color w:val="595959"/>
+          <w:sz w:val="16"/>
+        </w:rPr>
+        <w:t>Sources : variation calculée (var_rel_pct) : Total / Total, valeurs n° 11739 et n° 11733 (réf. 2018)</w:t>
+      </w:r>
+    </w:p>
+    <w:p>
+      <w:r>
         <w:t>Dans la répartition par genre, les parts les plus élevées en 2024 reviennent à « Yaoundé / Masculin » (31,7 %) et à « Douala / Masculin » (25,5 %).</w:t>
       </w:r>
     </w:p>
@@ -944,6 +1358,24 @@
           <w:sz w:val="16"/>
         </w:rPr>
         <w:t>Sources : annuaire_2024, tableau 11, p. 24 (Yaoundé / Masculin | 2024 · %); annuaire_2024, tableau 11, p. 24 (Douala / Masculin | 2024 · %)</w:t>
+      </w:r>
+    </w:p>
+    <w:p>
+      <w:r>
+        <w:t>Par rapport à 2023, dans la répartition par genre, l'évolution la plus marquée concerne « Bafoussam / Masculin » (hausse de 7,7 % de l'effectif).</w:t>
+      </w:r>
+    </w:p>
+    <w:p>
+      <w:pPr>
+        <w:spacing w:after="40"/>
+      </w:pPr>
+      <w:r>
+        <w:rPr>
+          <w:i/>
+          <w:color w:val="595959"/>
+          <w:sz w:val="16"/>
+        </w:rPr>
+        <w:t>Sources : variation calculée (var_rel_pct) : Bafoussam / Masculin, valeurs n° 11522 et n° 11521 (réf. 2023)</w:t>
       </w:r>
     </w:p>
     <w:p>

--- a/data/outputs/note_analyse_chapitre_PME_2024.docx
+++ b/data/outputs/note_analyse_chapitre_PME_2024.docx
@@ -964,7 +964,7 @@
           <w:color w:val="595959"/>
           <w:sz w:val="16"/>
         </w:rPr>
-        <w:t>Sources : variation calculée (var_rel_pct) : Yaoundé / Total, valeurs n° 10476 et n° 10475 (réf. 2023)</w:t>
+        <w:t>Sources : variation calculée (var_rel_pct) : Total / Total, valeurs n° 10808 et n° 10807 (réf. 2023)</w:t>
       </w:r>
     </w:p>
     <w:p>
@@ -1083,7 +1083,7 @@
           <w:color w:val="595959"/>
           <w:sz w:val="16"/>
         </w:rPr>
-        <w:t>Sources : variation calculée (var_rel_pct) : Yaoundé / Total, valeurs n° 10834 et n° 10833 (réf. 2023)</w:t>
+        <w:t>Sources : variation calculée (var_rel_pct) : Total / Total, valeurs n° 11110 et n° 11109 (réf. 2023)</w:t>
       </w:r>
     </w:p>
     <w:p>
@@ -1202,7 +1202,7 @@
           <w:color w:val="595959"/>
           <w:sz w:val="16"/>
         </w:rPr>
-        <w:t>Sources : variation calculée (var_rel_pct) : Yaoundé / Total, valeurs n° 11144 et n° 11143 (réf. 2023)</w:t>
+        <w:t>Sources : variation calculée (var_rel_pct) : Total / Total, valeurs n° 11466 et n° 11465 (réf. 2023)</w:t>
       </w:r>
     </w:p>
     <w:p>
@@ -1321,7 +1321,7 @@
           <w:color w:val="595959"/>
           <w:sz w:val="16"/>
         </w:rPr>
-        <w:t>Sources : variation calculée (var_rel_pct) : Yaoundé / Total, valeurs n° 11490 et n° 11489 (réf. 2023)</w:t>
+        <w:t>Sources : variation calculée (var_rel_pct) : Total / Total, valeurs n° 11739 et n° 11738 (réf. 2023)</w:t>
       </w:r>
     </w:p>
     <w:p>

--- a/data/outputs/note_analyse_chapitre_PME_2024.docx
+++ b/data/outputs/note_analyse_chapitre_PME_2024.docx
@@ -20,7 +20,7 @@
           <w:color w:val="595959"/>
           <w:sz w:val="16"/>
         </w:rPr>
-        <w:t>Établie le 01/10/2026 ; modèle : extractif (sans modèle de langage)</w:t>
+        <w:t>Établie le 11/10/2026 ; modèle : extractif (sans modèle de langage)</w:t>
       </w:r>
     </w:p>
     <w:p>
@@ -105,7 +105,7 @@
           <w:color w:val="595959"/>
           <w:sz w:val="16"/>
         </w:rPr>
-        <w:t>Sources : annuaire_2024, tableau 1, p. 17 (Total | 2024 (e))</w:t>
+        <w:t>Sources : Annuaire 2024, tableau 1, p. 17 — Total, 2024 (e)</w:t>
       </w:r>
     </w:p>
     <w:p>
@@ -123,7 +123,7 @@
           <w:color w:val="595959"/>
           <w:sz w:val="16"/>
         </w:rPr>
-        <w:t>Sources : variation calculée (var_rel_pct) : Total, valeurs n° 10115 et n° 10114 (réf. 2023)</w:t>
+        <w:t>Sources : Variation calculée par le programme : Total, 2024 / 2023 — Annuaire 2024, tableau 1, p. 17</w:t>
       </w:r>
     </w:p>
     <w:p>
@@ -141,7 +141,7 @@
           <w:color w:val="595959"/>
           <w:sz w:val="16"/>
         </w:rPr>
-        <w:t>Sources : variation calculée (var_rel_pct) : Total, valeurs n° 10115 et n° 10109 (réf. 2016)</w:t>
+        <w:t>Sources : Variation calculée par le programme : Total, 2024 / 2016 — Annuaire 2024, tableau 1, p. 17</w:t>
       </w:r>
     </w:p>
     <w:p>
@@ -159,7 +159,7 @@
           <w:color w:val="595959"/>
           <w:sz w:val="16"/>
         </w:rPr>
-        <w:t>Sources : annuaire_2024, tableau 1, p. 17 (PME | 2024 (e)); annuaire_2024, tableau 1, p. 17 (GE | 2024 (e))</w:t>
+        <w:t>Sources : Annuaire 2024, tableau 1, p. 17 — PME, 2024 (e); Annuaire 2024, tableau 1, p. 17 — GE, 2024 (e)</w:t>
       </w:r>
     </w:p>
     <w:p>
@@ -177,7 +177,7 @@
           <w:color w:val="595959"/>
           <w:sz w:val="16"/>
         </w:rPr>
-        <w:t>Sources : variation calculée (var_rel_pct) : PME, valeurs n° 10101 et n° 10100 (réf. 2023)</w:t>
+        <w:t>Sources : Variation calculée par le programme : PME, 2024 / 2023 — Annuaire 2024, tableau 1, p. 17</w:t>
       </w:r>
     </w:p>
     <w:p>
@@ -224,7 +224,7 @@
           <w:color w:val="595959"/>
           <w:sz w:val="16"/>
         </w:rPr>
-        <w:t>Sources : annuaire_2024, tableau 2, p. 17 (Total | 2024(e) · Effectif)</w:t>
+        <w:t>Sources : Annuaire 2024, tableau 2, p. 17 — Total, 2024(e) · Effectif</w:t>
       </w:r>
     </w:p>
     <w:p>
@@ -242,7 +242,7 @@
           <w:color w:val="595959"/>
           <w:sz w:val="16"/>
         </w:rPr>
-        <w:t>Sources : variation calculée (var_rel_pct) : Total, valeurs n° 10162 et n° 10160 (réf. 2023)</w:t>
+        <w:t>Sources : Variation calculée par le programme : Total, 2024 / 2023 — Annuaire 2024, tableau 2, p. 17</w:t>
       </w:r>
     </w:p>
     <w:p>
@@ -260,7 +260,7 @@
           <w:color w:val="595959"/>
           <w:sz w:val="16"/>
         </w:rPr>
-        <w:t>Sources : variation calculée (var_rel_pct) : Total, valeurs n° 10162 et n° 10152 (réf. 2016)</w:t>
+        <w:t>Sources : Variation calculée par le programme : Total, 2024 / 2016 — Annuaire 2024, tableau 2, p. 17</w:t>
       </w:r>
     </w:p>
     <w:p>
@@ -278,7 +278,7 @@
           <w:color w:val="595959"/>
           <w:sz w:val="16"/>
         </w:rPr>
-        <w:t>Sources : annuaire_2024, tableau 2, p. 17 (Tertiaire | 2024(e) · %); annuaire_2024, tableau 2, p. 17 (Secondaire | 2024(e) · %)</w:t>
+        <w:t>Sources : Annuaire 2024, tableau 2, p. 17 — Tertiaire, 2024(e) · %; Annuaire 2024, tableau 2, p. 17 — Secondaire, 2024(e) · %</w:t>
       </w:r>
     </w:p>
     <w:p>
@@ -296,7 +296,7 @@
           <w:color w:val="595959"/>
           <w:sz w:val="16"/>
         </w:rPr>
-        <w:t>Sources : variation calculée (var_rel_pct) : Secondaire, valeurs n° 10138 et n° 10136 (réf. 2023)</w:t>
+        <w:t>Sources : Variation calculée par le programme : Secondaire, 2024 / 2023 — Annuaire 2024, tableau 2, p. 17</w:t>
       </w:r>
     </w:p>
     <w:p>
@@ -343,7 +343,7 @@
           <w:color w:val="595959"/>
           <w:sz w:val="16"/>
         </w:rPr>
-        <w:t>Sources : annuaire_2024, tableau 3, p. 17 (Total | 2024(e) · Effectif)</w:t>
+        <w:t>Sources : Annuaire 2024, tableau 3, p. 17 — Total, 2024(e) · Effectif</w:t>
       </w:r>
     </w:p>
     <w:p>
@@ -361,7 +361,7 @@
           <w:color w:val="595959"/>
           <w:sz w:val="16"/>
         </w:rPr>
-        <w:t>Sources : variation calculée (var_rel_pct) : Total, valeurs n° 10204 et n° 10203 (réf. 2023)</w:t>
+        <w:t>Sources : Variation calculée par le programme : Total, 2024 / 2023 — Annuaire 2024, tableau 3, p. 17</w:t>
       </w:r>
     </w:p>
     <w:p>
@@ -379,7 +379,7 @@
           <w:color w:val="595959"/>
           <w:sz w:val="16"/>
         </w:rPr>
-        <w:t>Sources : variation calculée (var_rel_pct) : EI/ETS, valeurs n° 10169 et n° 10164 (réf. 2016)</w:t>
+        <w:t>Sources : Variation calculée par le programme : Total, 2024 / 2016 — Annuaire 2024, tableau 3, p. 17</w:t>
       </w:r>
     </w:p>
     <w:p>
@@ -397,7 +397,7 @@
           <w:color w:val="595959"/>
           <w:sz w:val="16"/>
         </w:rPr>
-        <w:t>Sources : annuaire_2024, tableau 3, p. 17 (EI/ETS | 2024(e) · %); annuaire_2024, tableau 3, p. 17 (SARL | 2024(e) · %)</w:t>
+        <w:t>Sources : Annuaire 2024, tableau 3, p. 17 — EI/ETS, 2024(e) · %; Annuaire 2024, tableau 3, p. 17 — SARL, 2024(e) · %</w:t>
       </w:r>
     </w:p>
     <w:p>
@@ -415,7 +415,7 @@
           <w:color w:val="595959"/>
           <w:sz w:val="16"/>
         </w:rPr>
-        <w:t>Sources : variation calculée (var_rel_pct) : SARL, valeurs n° 10176 et n° 10175 (réf. 2023)</w:t>
+        <w:t>Sources : Variation calculée par le programme : SARL, 2024 / 2023 — Annuaire 2024, tableau 3, p. 17</w:t>
       </w:r>
     </w:p>
     <w:p>
@@ -462,7 +462,7 @@
           <w:color w:val="595959"/>
           <w:sz w:val="16"/>
         </w:rPr>
-        <w:t>Sources : annuaire_2024, tableau 4, p. 18 (Total | 2024 (e) · Effectif)</w:t>
+        <w:t>Sources : Annuaire 2024, tableau 4, p. 18 — Total, 2024 (e) · Effectif</w:t>
       </w:r>
     </w:p>
     <w:p>
@@ -480,7 +480,7 @@
           <w:color w:val="595959"/>
           <w:sz w:val="16"/>
         </w:rPr>
-        <w:t>Sources : variation calculée (var_rel_pct) : Total, valeurs n° 10295 et n° 10294 (réf. 2023)</w:t>
+        <w:t>Sources : Variation calculée par le programme : Total, 2024 / 2023 — Annuaire 2024, tableau 4, p. 18</w:t>
       </w:r>
     </w:p>
     <w:p>
@@ -498,7 +498,7 @@
           <w:color w:val="595959"/>
           <w:sz w:val="16"/>
         </w:rPr>
-        <w:t>Sources : variation calculée (var_rel_pct) : Centre hors Yaoundé, valeurs n° 10218 et n° 10213 (réf. 2016)</w:t>
+        <w:t>Sources : Variation calculée par le programme : Total, 2024 / 2016 — Annuaire 2024, tableau 4, p. 18</w:t>
       </w:r>
     </w:p>
     <w:p>
@@ -516,25 +516,12 @@
           <w:color w:val="595959"/>
           <w:sz w:val="16"/>
         </w:rPr>
-        <w:t>Sources : annuaire_2024, tableau 4, p. 18 (Douala | 2024 (e) · %); annuaire_2024, tableau 4, p. 18 (Yaoundé | 2024 (e) · %)</w:t>
+        <w:t>Sources : Annuaire 2024, tableau 4, p. 18 — Douala, 2024 (e) · %; Annuaire 2024, tableau 4, p. 18 — Yaoundé, 2024 (e) · %</w:t>
       </w:r>
     </w:p>
     <w:p>
       <w:r>
-        <w:t>Par rapport à 2023, dans la répartition par Région, l'évolution la plus marquée concerne « Adamaoua » (hausse de 12,8 % du stock).</w:t>
-      </w:r>
-    </w:p>
-    <w:p>
-      <w:pPr>
-        <w:spacing w:after="40"/>
-      </w:pPr>
-      <w:r>
-        <w:rPr>
-          <w:i/>
-          <w:color w:val="595959"/>
-          <w:sz w:val="16"/>
-        </w:rPr>
-        <w:t>Sources : variation calculée (var_rel_pct) : Adamaoua, valeurs n° 10211 et n° 10210 (réf. 2023)</w:t>
+        <w:t>Par rapport à 2023, dans la répartition par Région, toutes les catégories évoluent au même rythme : aucune ne se distingue.</w:t>
       </w:r>
     </w:p>
     <w:p>
@@ -581,7 +568,7 @@
           <w:color w:val="595959"/>
           <w:sz w:val="16"/>
         </w:rPr>
-        <w:t>Sources : annuaire_2024, tableau 5, p. 18 (Total PME | 2024 (e) · Effectif)</w:t>
+        <w:t>Sources : Annuaire 2024, tableau 5, p. 18 — Total PME, 2024 (e) · Effectif</w:t>
       </w:r>
     </w:p>
     <w:p>
@@ -599,7 +586,7 @@
           <w:color w:val="595959"/>
           <w:sz w:val="16"/>
         </w:rPr>
-        <w:t>Sources : variation calculée (var_rel_pct) : Total PME, valeurs n° 10316 et n° 10315 (réf. 2023)</w:t>
+        <w:t>Sources : Variation calculée par le programme : Total PME, 2024 / 2023 — Annuaire 2024, tableau 5, p. 18</w:t>
       </w:r>
     </w:p>
     <w:p>
@@ -617,7 +604,7 @@
           <w:color w:val="595959"/>
           <w:sz w:val="16"/>
         </w:rPr>
-        <w:t>Sources : variation calculée (var_rel_pct) : Masculin, valeurs n° 10302 et n° 10297 (réf. 2016)</w:t>
+        <w:t>Sources : Variation calculée par le programme : Total PME, 2024 / 2016 — Annuaire 2024, tableau 5, p. 18</w:t>
       </w:r>
     </w:p>
     <w:p>
@@ -635,7 +622,7 @@
           <w:color w:val="595959"/>
           <w:sz w:val="16"/>
         </w:rPr>
-        <w:t>Sources : annuaire_2024, tableau 5, p. 18 (Masculin | 2024 (e) · %); annuaire_2024, tableau 5, p. 18 (Féminin | 2024 (e) · %)</w:t>
+        <w:t>Sources : Annuaire 2024, tableau 5, p. 18 — Masculin, 2024 (e) · %; Annuaire 2024, tableau 5, p. 18 — Féminin, 2024 (e) · %</w:t>
       </w:r>
     </w:p>
     <w:p>
@@ -653,7 +640,7 @@
           <w:color w:val="595959"/>
           <w:sz w:val="16"/>
         </w:rPr>
-        <w:t>Sources : variation calculée (var_rel_pct) : Masculin, valeurs n° 10302 et n° 10301 (réf. 2023)</w:t>
+        <w:t>Sources : Variation calculée par le programme : Masculin, 2024 / 2023 — Annuaire 2024, tableau 5, p. 18</w:t>
       </w:r>
     </w:p>
     <w:p>
@@ -700,7 +687,7 @@
           <w:color w:val="595959"/>
           <w:sz w:val="16"/>
         </w:rPr>
-        <w:t>Sources : annuaire_2024, tableau 6, p. 18 (Total | 2024 (e) · Effectif)</w:t>
+        <w:t>Sources : Annuaire 2024, tableau 6, p. 18 — Total, 2024 (e) · Effectif</w:t>
       </w:r>
     </w:p>
     <w:p>
@@ -718,7 +705,7 @@
           <w:color w:val="595959"/>
           <w:sz w:val="16"/>
         </w:rPr>
-        <w:t>Sources : variation calculée (var_rel_pct) : Total, valeurs n° 10365 et n° 10364 (réf. 2023)</w:t>
+        <w:t>Sources : Variation calculée par le programme : Total, 2024 / 2023 — Annuaire 2024, tableau 6, p. 18</w:t>
       </w:r>
     </w:p>
     <w:p>
@@ -736,7 +723,7 @@
           <w:color w:val="595959"/>
           <w:sz w:val="16"/>
         </w:rPr>
-        <w:t>Sources : variation calculée (var_rel_pct) : Total, valeurs n° 10365 et n° 10360 (réf. 2016)</w:t>
+        <w:t>Sources : Variation calculée par le programme : Total, 2024 / 2016 — Annuaire 2024, tableau 6, p. 18</w:t>
       </w:r>
     </w:p>
     <w:p>
@@ -754,25 +741,12 @@
           <w:color w:val="595959"/>
           <w:sz w:val="16"/>
         </w:rPr>
-        <w:t>Sources : annuaire_2024, tableau 6, p. 18 (20-30 | 2024 (e) · Effectif); annuaire_2024, tableau 6, p. 18 (30-40 | 2024 (e) · Effectif); annuaire_2024, tableau 6, p. 18 (30-40 | 2024 (e) · %); annuaire_2024, tableau 6, p. 18 (Moins de 20 ans | 2024 (e) · Effectif); annuaire_2024, tableau 6, p. 18 (30-40 | 2024 (e) · Effectif); annuaire_2024, tableau 6, p. 18 (20-30 | 2024 (e) · %)</w:t>
+        <w:t>Sources : Annuaire 2024, tableau 6, p. 18 — 20-30, 2024 (e) · Effectif; Annuaire 2024, tableau 6, p. 18 — 30-40, 2024 (e) · Effectif; Annuaire 2024, tableau 6, p. 18 — 30-40, 2024 (e) · %; Annuaire 2024, tableau 6, p. 18 — Moins de 20 ans, 2024 (e) · Effectif; Annuaire 2024, tableau 6, p. 18 — 30-40, 2024 (e) · Effectif; Annuaire 2024, tableau 6, p. 18 — 20-30, 2024 (e) · %</w:t>
       </w:r>
     </w:p>
     <w:p>
       <w:r>
-        <w:t>Par rapport à 2023, dans la répartition par tranche d’âge du Promoteur/Dirigeant, l'évolution la plus marquée concerne « Moins de 20 ans » (hausse de 12,8 % du stock).</w:t>
-      </w:r>
-    </w:p>
-    <w:p>
-      <w:pPr>
-        <w:spacing w:after="40"/>
-      </w:pPr>
-      <w:r>
-        <w:rPr>
-          <w:i/>
-          <w:color w:val="595959"/>
-          <w:sz w:val="16"/>
-        </w:rPr>
-        <w:t>Sources : annuaire_2024, tableau 6, p. 18 (Moins de 20 ans | 2024 (e) · Effectif); variation calculée (var_rel_pct) : Moins de 20 ans, valeurs n° 10323 et n° 10322 (réf. 2023)</w:t>
+        <w:t>Par rapport à 2023, dans la répartition par tranche d’âge du Promoteur/Dirigeant, toutes les catégories évoluent au même rythme : aucune ne se distingue.</w:t>
       </w:r>
     </w:p>
     <w:p>
@@ -827,7 +801,7 @@
           <w:color w:val="595959"/>
           <w:sz w:val="16"/>
         </w:rPr>
-        <w:t>Sources : annuaire_2024, tableau 7, p. 19 (Total | 2024)</w:t>
+        <w:t>Sources : Annuaire 2024, tableau 7, p. 19 — Total, 2024</w:t>
       </w:r>
     </w:p>
     <w:p>
@@ -845,7 +819,7 @@
           <w:color w:val="595959"/>
           <w:sz w:val="16"/>
         </w:rPr>
-        <w:t>Sources : variation calculée (var_rel_pct) : Total, valeurs n° 10445 et n° 10444 (réf. 2023)</w:t>
+        <w:t>Sources : Variation calculée par le programme : Total, 2024 / 2023 — Annuaire 2024, tableau 7, p. 19</w:t>
       </w:r>
     </w:p>
     <w:p>
@@ -863,7 +837,7 @@
           <w:color w:val="595959"/>
           <w:sz w:val="16"/>
         </w:rPr>
-        <w:t>Sources : variation calculée (var_rel_pct) : Total, valeurs n° 10445 et n° 10439 (réf. 2018)</w:t>
+        <w:t>Sources : Variation calculée par le programme : Total, 2024 / 2018 — Annuaire 2024, tableau 7, p. 19</w:t>
       </w:r>
     </w:p>
     <w:p>
@@ -881,7 +855,7 @@
           <w:color w:val="595959"/>
           <w:sz w:val="16"/>
         </w:rPr>
-        <w:t>Sources : annuaire_2024, tableau 7, p. 19 (Yaoundé | 2024); annuaire_2024, tableau 7, p. 19 (Douala | 2024)</w:t>
+        <w:t>Sources : Annuaire 2024, tableau 7, p. 19 — Yaoundé, 2024; Annuaire 2024, tableau 7, p. 19 — Douala, 2024</w:t>
       </w:r>
     </w:p>
     <w:p>
@@ -899,7 +873,7 @@
           <w:color w:val="595959"/>
           <w:sz w:val="16"/>
         </w:rPr>
-        <w:t>Sources : variation calculée (var_rel_pct) : Bamenda, valeurs n° 10401 et n° 10400 (réf. 2023)</w:t>
+        <w:t>Sources : Variation calculée par le programme : Bamenda, 2024 / 2023 — Annuaire 2024, tableau 7, p. 19</w:t>
       </w:r>
     </w:p>
     <w:p>
@@ -946,7 +920,7 @@
           <w:color w:val="595959"/>
           <w:sz w:val="16"/>
         </w:rPr>
-        <w:t>Sources : annuaire_2024, tableau 8, p. 20 (Total / Total | 2024 · Effectif)</w:t>
+        <w:t>Sources : Annuaire 2024, tableau 8, p. 20 — Total / Total, 2024 · Effectif</w:t>
       </w:r>
     </w:p>
     <w:p>
@@ -964,7 +938,7 @@
           <w:color w:val="595959"/>
           <w:sz w:val="16"/>
         </w:rPr>
-        <w:t>Sources : variation calculée (var_rel_pct) : Total / Total, valeurs n° 10808 et n° 10807 (réf. 2023)</w:t>
+        <w:t>Sources : Variation calculée par le programme : Total / Total, 2024 / 2023 — Annuaire 2024, tableau 8, p. 20</w:t>
       </w:r>
     </w:p>
     <w:p>
@@ -982,7 +956,7 @@
           <w:color w:val="595959"/>
           <w:sz w:val="16"/>
         </w:rPr>
-        <w:t>Sources : variation calculée (var_rel_pct) : Total / Total, valeurs n° 10808 et n° 10802 (réf. 2018)</w:t>
+        <w:t>Sources : Variation calculée par le programme : Total / Total, 2024 / 2018 — Annuaire 2024, tableau 8, p. 20</w:t>
       </w:r>
     </w:p>
     <w:p>
@@ -1000,7 +974,7 @@
           <w:color w:val="595959"/>
           <w:sz w:val="16"/>
         </w:rPr>
-        <w:t>Sources : annuaire_2024, tableau 8, p. 19 (Yaoundé / Tertiaire | 2024 · %); annuaire_2024, tableau 8, p. 19 (Douala / Tertiaire | 2024 · %)</w:t>
+        <w:t>Sources : Annuaire 2024, tableau 8, p. 19 — Yaoundé / Tertiaire, 2024 · %; Annuaire 2024, tableau 8, p. 19 — Douala / Tertiaire, 2024 · %</w:t>
       </w:r>
     </w:p>
     <w:p>
@@ -1018,7 +992,7 @@
           <w:color w:val="595959"/>
           <w:sz w:val="16"/>
         </w:rPr>
-        <w:t>Sources : variation calculée (var_rel_pct) : Bamenda / Tertiaire, valeurs n° 10596 et n° 10595 (réf. 2023)</w:t>
+        <w:t>Sources : Variation calculée par le programme : Bamenda / Tertiaire, 2024 / 2023 — Annuaire 2024, tableau 8, p. 20</w:t>
       </w:r>
     </w:p>
     <w:p>
@@ -1065,7 +1039,7 @@
           <w:color w:val="595959"/>
           <w:sz w:val="16"/>
         </w:rPr>
-        <w:t>Sources : annuaire_2024, tableau 9, p. 22 (Total / Total | 2024 · Effectif)</w:t>
+        <w:t>Sources : Annuaire 2024, tableau 9, p. 22 — Total / Total, 2024 · Effectif</w:t>
       </w:r>
     </w:p>
     <w:p>
@@ -1083,7 +1057,7 @@
           <w:color w:val="595959"/>
           <w:sz w:val="16"/>
         </w:rPr>
-        <w:t>Sources : variation calculée (var_rel_pct) : Total / Total, valeurs n° 11110 et n° 11109 (réf. 2023)</w:t>
+        <w:t>Sources : Variation calculée par le programme : Total / Total, 2024 / 2023 — Annuaire 2024, tableau 9, p. 22</w:t>
       </w:r>
     </w:p>
     <w:p>
@@ -1101,7 +1075,7 @@
           <w:color w:val="595959"/>
           <w:sz w:val="16"/>
         </w:rPr>
-        <w:t>Sources : variation calculée (var_rel_pct) : Total / Total, valeurs n° 11110 et n° 11104 (réf. 2018)</w:t>
+        <w:t>Sources : Variation calculée par le programme : Total / Total, 2024 / 2018 — Annuaire 2024, tableau 9, p. 22</w:t>
       </w:r>
     </w:p>
     <w:p>
@@ -1119,7 +1093,7 @@
           <w:color w:val="595959"/>
           <w:sz w:val="16"/>
         </w:rPr>
-        <w:t>Sources : annuaire_2024, tableau 9, p. 21 (Douala / TPE | 2024 · %); annuaire_2024, tableau 9, p. 21 (Yaoundé / TPE | 2024 · %)</w:t>
+        <w:t>Sources : Annuaire 2024, tableau 9, p. 21 — Douala / TPE, 2024 · %; Annuaire 2024, tableau 9, p. 21 — Yaoundé / TPE, 2024 · %</w:t>
       </w:r>
     </w:p>
     <w:p>
@@ -1137,7 +1111,7 @@
           <w:color w:val="595959"/>
           <w:sz w:val="16"/>
         </w:rPr>
-        <w:t>Sources : variation calculée (var_rel_pct) : Garoua / TPE, valeurs n° 10899 et n° 10898 (réf. 2023)</w:t>
+        <w:t>Sources : Variation calculée par le programme : Garoua / TPE, 2024 / 2023 — Annuaire 2024, tableau 9, p. 21</w:t>
       </w:r>
     </w:p>
     <w:p>
@@ -1184,7 +1158,7 @@
           <w:color w:val="595959"/>
           <w:sz w:val="16"/>
         </w:rPr>
-        <w:t>Sources : annuaire_2024, tableau 10, p. 24 (Total / Total | 2024 · Effectif)</w:t>
+        <w:t>Sources : Annuaire 2024, tableau 10, p. 24 — Total / Total, 2024 · Effectif</w:t>
       </w:r>
     </w:p>
     <w:p>
@@ -1202,7 +1176,7 @@
           <w:color w:val="595959"/>
           <w:sz w:val="16"/>
         </w:rPr>
-        <w:t>Sources : variation calculée (var_rel_pct) : Total / Total, valeurs n° 11466 et n° 11465 (réf. 2023)</w:t>
+        <w:t>Sources : Variation calculée par le programme : Total / Total, 2024 / 2023 — Annuaire 2024, tableau 10, p. 24</w:t>
       </w:r>
     </w:p>
     <w:p>
@@ -1220,7 +1194,7 @@
           <w:color w:val="595959"/>
           <w:sz w:val="16"/>
         </w:rPr>
-        <w:t>Sources : variation calculée (var_rel_pct) : Total / Total, valeurs n° 11466 et n° 11460 (réf. 2018)</w:t>
+        <w:t>Sources : Variation calculée par le programme : Total / Total, 2024 / 2018 — Annuaire 2024, tableau 10, p. 24</w:t>
       </w:r>
     </w:p>
     <w:p>
@@ -1238,7 +1212,7 @@
           <w:color w:val="595959"/>
           <w:sz w:val="16"/>
         </w:rPr>
-        <w:t>Sources : annuaire_2024, tableau 10, p. 23 (Yaoundé / ETS | 2024 · %); annuaire_2024, tableau 10, p. 23 (Douala / SARL | 2024 · %)</w:t>
+        <w:t>Sources : Annuaire 2024, tableau 10, p. 23 — Yaoundé / ETS, 2024 · %; Annuaire 2024, tableau 10, p. 23 — Douala / SARL, 2024 · %</w:t>
       </w:r>
     </w:p>
     <w:p>
@@ -1256,7 +1230,7 @@
           <w:color w:val="595959"/>
           <w:sz w:val="16"/>
         </w:rPr>
-        <w:t>Sources : variation calculée (var_rel_pct) : Garoua / ETS, valeurs n° 11231 et n° 11230 (réf. 2023)</w:t>
+        <w:t>Sources : Variation calculée par le programme : Garoua / ETS, 2024 / 2023 — Annuaire 2024, tableau 10, p. 23</w:t>
       </w:r>
     </w:p>
     <w:p>
@@ -1303,7 +1277,7 @@
           <w:color w:val="595959"/>
           <w:sz w:val="16"/>
         </w:rPr>
-        <w:t>Sources : annuaire_2024, tableau 11, p. 25 (Total / Total | 2024 · Effectif)</w:t>
+        <w:t>Sources : Annuaire 2024, tableau 11, p. 25 — Total / Total, 2024 · Effectif</w:t>
       </w:r>
     </w:p>
     <w:p>
@@ -1321,7 +1295,7 @@
           <w:color w:val="595959"/>
           <w:sz w:val="16"/>
         </w:rPr>
-        <w:t>Sources : variation calculée (var_rel_pct) : Total / Total, valeurs n° 11739 et n° 11738 (réf. 2023)</w:t>
+        <w:t>Sources : Variation calculée par le programme : Total / Total, 2024 / 2023 — Annuaire 2024, tableau 11, p. 25</w:t>
       </w:r>
     </w:p>
     <w:p>
@@ -1339,7 +1313,7 @@
           <w:color w:val="595959"/>
           <w:sz w:val="16"/>
         </w:rPr>
-        <w:t>Sources : variation calculée (var_rel_pct) : Total / Total, valeurs n° 11739 et n° 11733 (réf. 2018)</w:t>
+        <w:t>Sources : Variation calculée par le programme : Total / Total, 2024 / 2018 — Annuaire 2024, tableau 11, p. 25</w:t>
       </w:r>
     </w:p>
     <w:p>
@@ -1357,7 +1331,7 @@
           <w:color w:val="595959"/>
           <w:sz w:val="16"/>
         </w:rPr>
-        <w:t>Sources : annuaire_2024, tableau 11, p. 24 (Yaoundé / Masculin | 2024 · %); annuaire_2024, tableau 11, p. 24 (Douala / Masculin | 2024 · %)</w:t>
+        <w:t>Sources : Annuaire 2024, tableau 11, p. 24 — Yaoundé / Masculin, 2024 · %; Annuaire 2024, tableau 11, p. 24 — Douala / Masculin, 2024 · %</w:t>
       </w:r>
     </w:p>
     <w:p>
@@ -1375,7 +1349,7 @@
           <w:color w:val="595959"/>
           <w:sz w:val="16"/>
         </w:rPr>
-        <w:t>Sources : variation calculée (var_rel_pct) : Bafoussam / Masculin, valeurs n° 11522 et n° 11521 (réf. 2023)</w:t>
+        <w:t>Sources : Variation calculée par le programme : Bafoussam / Masculin, 2024 / 2023 — Annuaire 2024, tableau 11, p. 24</w:t>
       </w:r>
     </w:p>
     <w:p>
@@ -1422,7 +1396,7 @@
           <w:color w:val="595959"/>
           <w:sz w:val="16"/>
         </w:rPr>
-        <w:t>Sources : annuaire_2024, tableau 12, p. 25 (Total | Total)</w:t>
+        <w:t>Sources : Annuaire 2024, tableau 12, p. 25 — Total, Total</w:t>
       </w:r>
     </w:p>
     <w:p>
@@ -1440,7 +1414,7 @@
           <w:color w:val="595959"/>
           <w:sz w:val="16"/>
         </w:rPr>
-        <w:t>Sources : annuaire_2024, tableau 12, p. 25 (Yaoundé | Total); annuaire_2024, tableau 12, p. 25 (Douala | Total)</w:t>
+        <w:t>Sources : Annuaire 2024, tableau 12, p. 25 — Yaoundé, Total; Annuaire 2024, tableau 12, p. 25 — Douala, Total</w:t>
       </w:r>
     </w:p>
     <w:p>
@@ -1495,7 +1469,7 @@
           <w:color w:val="595959"/>
           <w:sz w:val="16"/>
         </w:rPr>
-        <w:t>Sources : annuaire_2024, tableau 13, p. 26 (Total | Total)</w:t>
+        <w:t>Sources : Annuaire 2024, tableau 13, p. 26 — Total, Total</w:t>
       </w:r>
     </w:p>
     <w:p>
@@ -1513,7 +1487,7 @@
           <w:color w:val="595959"/>
           <w:sz w:val="16"/>
         </w:rPr>
-        <w:t>Sources : annuaire_2024, tableau 13, p. 26 (Centre Est | Total); annuaire_2024, tableau 13, p. 26 (Littoral | Total)</w:t>
+        <w:t>Sources : Annuaire 2024, tableau 13, p. 26 — Centre Est, Total; Annuaire 2024, tableau 13, p. 26 — Littoral, Total</w:t>
       </w:r>
     </w:p>
     <w:p>
@@ -1560,7 +1534,7 @@
           <w:color w:val="595959"/>
           <w:sz w:val="16"/>
         </w:rPr>
-        <w:t>Sources : annuaire_2024, tableau 14, p. 26 (Total | Nombre de CGA)</w:t>
+        <w:t>Sources : Annuaire 2024, tableau 14, p. 26 — Total, Nombre de CGA</w:t>
       </w:r>
     </w:p>
     <w:p>
@@ -1578,7 +1552,7 @@
           <w:color w:val="595959"/>
           <w:sz w:val="16"/>
         </w:rPr>
-        <w:t>Sources : annuaire_2024, tableau 14, p. 26 (Douala | Nombre de CGA); annuaire_2024, tableau 14, p. 26 (Yaoundé | Nombre de CGA)</w:t>
+        <w:t>Sources : Annuaire 2024, tableau 14, p. 26 — Douala, Nombre de CGA; Annuaire 2024, tableau 14, p. 26 — Yaoundé, Nombre de CGA</w:t>
       </w:r>
     </w:p>
     <w:p>
@@ -1633,7 +1607,7 @@
           <w:color w:val="595959"/>
           <w:sz w:val="16"/>
         </w:rPr>
-        <w:t>Sources : annuaire_2024, tableau 16, p. 27 (VA des PME | 2024 (e))</w:t>
+        <w:t>Sources : Annuaire 2024, tableau 16, p. 27 — VA des PME, 2024 (e)</w:t>
       </w:r>
     </w:p>
     <w:p>
@@ -1651,7 +1625,7 @@
           <w:color w:val="595959"/>
           <w:sz w:val="16"/>
         </w:rPr>
-        <w:t>Sources : variation calculée (var_rel_pct) : VA des PME, valeurs n° 11840 et n° 11839 (réf. 2023)</w:t>
+        <w:t>Sources : Variation calculée par le programme : VA des PME, 2024 / 2023 — Annuaire 2024, tableau 16, p. 27</w:t>
       </w:r>
     </w:p>
     <w:p>
@@ -1669,7 +1643,7 @@
           <w:color w:val="595959"/>
           <w:sz w:val="16"/>
         </w:rPr>
-        <w:t>Sources : variation calculée (var_rel_pct) : VA des PME, valeurs n° 11840 et n° 11834 (réf. 2018)</w:t>
+        <w:t>Sources : Variation calculée par le programme : VA des PME, 2024 / 2018 — Annuaire 2024, tableau 16, p. 27</w:t>
       </w:r>
     </w:p>
     <w:p>
@@ -1687,7 +1661,7 @@
           <w:color w:val="595959"/>
           <w:sz w:val="16"/>
         </w:rPr>
-        <w:t>Sources : annuaire_2024, tableau 16, p. 27 (ME | 2024 (e)); annuaire_2024, tableau 16, p. 27 (PE | 2024 (e))</w:t>
+        <w:t>Sources : Annuaire 2024, tableau 16, p. 27 — ME, 2024 (e); Annuaire 2024, tableau 16, p. 27 — PE, 2024 (e)</w:t>
       </w:r>
     </w:p>
     <w:p>
@@ -1705,7 +1679,7 @@
           <w:color w:val="595959"/>
           <w:sz w:val="16"/>
         </w:rPr>
-        <w:t>Sources : variation calculée (var_rel_pct) : TPE, valeurs n° 11847 et n° 11846 (réf. 2023)</w:t>
+        <w:t>Sources : Variation calculée par le programme : TPE, 2024 / 2023 — Annuaire 2024, tableau 16, p. 27</w:t>
       </w:r>
     </w:p>
     <w:p>
@@ -1752,7 +1726,7 @@
           <w:color w:val="595959"/>
           <w:sz w:val="16"/>
         </w:rPr>
-        <w:t>Sources : annuaire_2024, tableau 17, p. 27 (VA des PME | 2024 (e))</w:t>
+        <w:t>Sources : Annuaire 2024, tableau 17, p. 27 — VA des PME, 2024 (e)</w:t>
       </w:r>
     </w:p>
     <w:p>
@@ -1770,7 +1744,7 @@
           <w:color w:val="595959"/>
           <w:sz w:val="16"/>
         </w:rPr>
-        <w:t>Sources : variation calculée (var_rel_pct) : VA des PME, valeurs n° 11868 et n° 11867 (réf. 2023)</w:t>
+        <w:t>Sources : Variation calculée par le programme : VA des PME, 2024 / 2023 — Annuaire 2024, tableau 17, p. 27</w:t>
       </w:r>
     </w:p>
     <w:p>
@@ -1788,7 +1762,7 @@
           <w:color w:val="595959"/>
           <w:sz w:val="16"/>
         </w:rPr>
-        <w:t>Sources : variation calculée (var_rel_pct) : VA des PME, valeurs n° 11868 et n° 11862 (réf. 2018)</w:t>
+        <w:t>Sources : Variation calculée par le programme : VA des PME, 2024 / 2018 — Annuaire 2024, tableau 17, p. 27</w:t>
       </w:r>
     </w:p>
     <w:p>
@@ -1806,7 +1780,7 @@
           <w:color w:val="595959"/>
           <w:sz w:val="16"/>
         </w:rPr>
-        <w:t>Sources : annuaire_2024, tableau 17, p. 27 (Tertiaire | 2024 (e)); annuaire_2024, tableau 17, p. 27 (Secondaire | 2024 (e))</w:t>
+        <w:t>Sources : Annuaire 2024, tableau 17, p. 27 — Tertiaire, 2024 (e); Annuaire 2024, tableau 17, p. 27 — Secondaire, 2024 (e)</w:t>
       </w:r>
     </w:p>
     <w:p>
@@ -1824,7 +1798,7 @@
           <w:color w:val="595959"/>
           <w:sz w:val="16"/>
         </w:rPr>
-        <w:t>Sources : variation calculée (var_rel_pct) : Primaire, valeurs n° 11875 et n° 11874 (réf. 2023)</w:t>
+        <w:t>Sources : Variation calculée par le programme : Primaire, 2024 / 2023 — Annuaire 2024, tableau 17, p. 27</w:t>
       </w:r>
     </w:p>
     <w:p>
@@ -1871,7 +1845,7 @@
           <w:color w:val="595959"/>
           <w:sz w:val="16"/>
         </w:rPr>
-        <w:t>Sources : annuaire_2024, tableau 19, p. 28 (Total | 2024)</w:t>
+        <w:t>Sources : Annuaire 2024, tableau 19, p. 28 — Total, 2024</w:t>
       </w:r>
     </w:p>
     <w:p>
@@ -1889,7 +1863,7 @@
           <w:color w:val="595959"/>
           <w:sz w:val="16"/>
         </w:rPr>
-        <w:t>Sources : variation calculée (var_rel_pct) : Total, valeurs n° 11940 et n° 11939 (réf. 2023)</w:t>
+        <w:t>Sources : Variation calculée par le programme : Total, 2024 / 2023 — Annuaire 2024, tableau 19, p. 28</w:t>
       </w:r>
     </w:p>
     <w:p>
@@ -1907,7 +1881,7 @@
           <w:color w:val="595959"/>
           <w:sz w:val="16"/>
         </w:rPr>
-        <w:t>Sources : variation calculée (var_rel_pct) : Total, valeurs n° 11940 et n° 11935 (réf. 2019)</w:t>
+        <w:t>Sources : Variation calculée par le programme : Total, 2024 / 2019 — Annuaire 2024, tableau 19, p. 28</w:t>
       </w:r>
     </w:p>
     <w:p>
@@ -1925,7 +1899,7 @@
           <w:color w:val="595959"/>
           <w:sz w:val="16"/>
         </w:rPr>
-        <w:t>Sources : annuaire_2024, tableau 19, p. 28 (PE | 2024); annuaire_2024, tableau 19, p. 28 (TPE | 2024)</w:t>
+        <w:t>Sources : Annuaire 2024, tableau 19, p. 28 — PE, 2024; Annuaire 2024, tableau 19, p. 28 — TPE, 2024</w:t>
       </w:r>
     </w:p>
     <w:p>
@@ -1943,7 +1917,7 @@
           <w:color w:val="595959"/>
           <w:sz w:val="16"/>
         </w:rPr>
-        <w:t>Sources : variation calculée (var_rel_pct) : ME, valeurs n° 11933 et n° 11932 (réf. 2023)</w:t>
+        <w:t>Sources : Variation calculée par le programme : ME, 2024 / 2023 — Annuaire 2024, tableau 19, p. 28</w:t>
       </w:r>
     </w:p>
     <w:p>
@@ -2003,6 +1977,43 @@
     <w:pPr>
       <w:pStyle w:val="Header"/>
     </w:pPr>
+    <w:r>
+      <w:drawing>
+        <wp:inline xmlns:a="http://schemas.openxmlformats.org/drawingml/2006/main" xmlns:pic="http://schemas.openxmlformats.org/drawingml/2006/picture">
+          <wp:extent cx="473710" cy="432000"/>
+          <wp:docPr id="1" name="Picture 1"/>
+          <wp:cNvGraphicFramePr>
+            <a:graphicFrameLocks noChangeAspect="1"/>
+          </wp:cNvGraphicFramePr>
+          <a:graphic>
+            <a:graphicData uri="http://schemas.openxmlformats.org/drawingml/2006/picture">
+              <pic:pic>
+                <pic:nvPicPr>
+                  <pic:cNvPr id="0" name="logo.png"/>
+                  <pic:cNvPicPr/>
+                </pic:nvPicPr>
+                <pic:blipFill>
+                  <a:blip r:embed="rId1"/>
+                  <a:stretch>
+                    <a:fillRect/>
+                  </a:stretch>
+                </pic:blipFill>
+                <pic:spPr>
+                  <a:xfrm>
+                    <a:off x="0" y="0"/>
+                    <a:ext cx="473710" cy="432000"/>
+                  </a:xfrm>
+                  <a:prstGeom prst="rect"/>
+                </pic:spPr>
+              </pic:pic>
+            </a:graphicData>
+          </a:graphic>
+        </wp:inline>
+      </w:drawing>
+    </w:r>
+    <w:r>
+      <w:t xml:space="preserve">   </w:t>
+    </w:r>
     <w:r>
       <w:rPr>
         <w:color w:val="595959"/>
@@ -2444,7 +2455,7 @@
       <w:rFonts w:asciiTheme="majorHAnsi" w:eastAsiaTheme="majorEastAsia" w:hAnsiTheme="majorHAnsi" w:cstheme="majorBidi"/>
       <w:b/>
       <w:bCs/>
-      <w:color w:val="007A5E"/>
+      <w:color w:val="00563B"/>
       <w:sz w:val="28"/>
       <w:szCs w:val="28"/>
     </w:rPr>
@@ -2468,7 +2479,7 @@
       <w:rFonts w:asciiTheme="majorHAnsi" w:eastAsiaTheme="majorEastAsia" w:hAnsiTheme="majorHAnsi" w:cstheme="majorBidi"/>
       <w:b/>
       <w:bCs/>
-      <w:color w:val="007A5E"/>
+      <w:color w:val="00563B"/>
       <w:sz w:val="26"/>
       <w:szCs w:val="26"/>
     </w:rPr>
@@ -2492,7 +2503,7 @@
       <w:rFonts w:asciiTheme="majorHAnsi" w:eastAsiaTheme="majorEastAsia" w:hAnsiTheme="majorHAnsi" w:cstheme="majorBidi"/>
       <w:b/>
       <w:bCs/>
-      <w:color w:val="007A5E"/>
+      <w:color w:val="00563B"/>
     </w:rPr>
   </w:style>
   <w:style w:type="paragraph" w:styleId="Heading4">
@@ -2731,7 +2742,7 @@
     </w:pPr>
     <w:rPr>
       <w:rFonts w:asciiTheme="majorHAnsi" w:eastAsiaTheme="majorEastAsia" w:hAnsiTheme="majorHAnsi" w:cstheme="majorBidi"/>
-      <w:color w:val="007A5E"/>
+      <w:color w:val="00563B"/>
       <w:spacing w:val="5"/>
       <w:kern w:val="28"/>
       <w:sz w:val="52"/>

--- a/data/outputs/note_analyse_chapitre_PME_2024.docx
+++ b/data/outputs/note_analyse_chapitre_PME_2024.docx
@@ -164,28 +164,15 @@
     </w:p>
     <w:p>
       <w:r>
-        <w:t>Par rapport à 2023, dans la répartition par type, l'évolution la plus marquée concerne « PME » (hausse de 12,8 % du stock).</w:t>
+        <w:t>Par rapport à 2023, dans la répartition par type, aucune catégorie ne s'écarte de l'évolution d'ensemble.</w:t>
       </w:r>
     </w:p>
     <w:p>
       <w:pPr>
-        <w:spacing w:after="40"/>
+        <w:pStyle w:val="ListBullet"/>
       </w:pPr>
       <w:r>
-        <w:rPr>
-          <w:i/>
-          <w:color w:val="595959"/>
-          <w:sz w:val="16"/>
-        </w:rPr>
-        <w:t>Sources : Variation calculée par le programme : PME, 2024 / 2023 — Annuaire 2024, tableau 1, p. 17</w:t>
-      </w:r>
-    </w:p>
-    <w:p>
-      <w:pPr>
-        <w:pStyle w:val="ListBullet"/>
-      </w:pPr>
-      <w:r>
-        <w:t>Le suivi de cet indicateur lors du prochain exercice permettra de confirmer ou non cette orientation.</w:t>
+        <w:t>Le prochain exercice permettra de vérifier si cette progression se poursuit.</w:t>
       </w:r>
     </w:p>
     <w:p>
@@ -304,7 +291,7 @@
         <w:pStyle w:val="ListBullet"/>
       </w:pPr>
       <w:r>
-        <w:t>Le suivi de cet indicateur lors du prochain exercice permettra de confirmer ou non cette orientation.</w:t>
+        <w:t>Le prochain exercice permettra de vérifier si cette progression se poursuit.</w:t>
       </w:r>
     </w:p>
     <w:p>
@@ -402,28 +389,15 @@
     </w:p>
     <w:p>
       <w:r>
-        <w:t>Par rapport à 2023, dans la répartition par forme juridique, l'évolution la plus marquée concerne « SARL » (hausse de 12,8 % du stock).</w:t>
+        <w:t>Par rapport à 2023, dans la répartition par forme juridique, aucune catégorie ne s'écarte de l'évolution d'ensemble.</w:t>
       </w:r>
     </w:p>
     <w:p>
       <w:pPr>
-        <w:spacing w:after="40"/>
+        <w:pStyle w:val="ListBullet"/>
       </w:pPr>
       <w:r>
-        <w:rPr>
-          <w:i/>
-          <w:color w:val="595959"/>
-          <w:sz w:val="16"/>
-        </w:rPr>
-        <w:t>Sources : Variation calculée par le programme : SARL, 2024 / 2023 — Annuaire 2024, tableau 3, p. 17</w:t>
-      </w:r>
-    </w:p>
-    <w:p>
-      <w:pPr>
-        <w:pStyle w:val="ListBullet"/>
-      </w:pPr>
-      <w:r>
-        <w:t>Le suivi de cet indicateur lors du prochain exercice permettra de confirmer ou non cette orientation.</w:t>
+        <w:t>Le prochain exercice permettra de vérifier si cette progression se poursuit.</w:t>
       </w:r>
     </w:p>
     <w:p>
@@ -521,7 +495,7 @@
     </w:p>
     <w:p>
       <w:r>
-        <w:t>Par rapport à 2023, dans la répartition par Région, toutes les catégories évoluent au même rythme : aucune ne se distingue.</w:t>
+        <w:t>Par rapport à 2023, dans la répartition par Région, aucune catégorie ne s'écarte de l'évolution d'ensemble.</w:t>
       </w:r>
     </w:p>
     <w:p>
@@ -529,7 +503,7 @@
         <w:pStyle w:val="ListBullet"/>
       </w:pPr>
       <w:r>
-        <w:t>Le suivi de cet indicateur lors du prochain exercice permettra de confirmer ou non cette orientation.</w:t>
+        <w:t>Le prochain exercice permettra de vérifier si cette progression se poursuit.</w:t>
       </w:r>
     </w:p>
     <w:p>
@@ -627,28 +601,15 @@
     </w:p>
     <w:p>
       <w:r>
-        <w:t>Par rapport à 2023, dans la répartition par sexe du Promoteur/Dirigeant, l'évolution la plus marquée concerne « Masculin » (hausse de 12,8 % du stock).</w:t>
+        <w:t>Par rapport à 2023, dans la répartition par sexe du Promoteur/Dirigeant, aucune catégorie ne s'écarte de l'évolution d'ensemble.</w:t>
       </w:r>
     </w:p>
     <w:p>
       <w:pPr>
-        <w:spacing w:after="40"/>
+        <w:pStyle w:val="ListBullet"/>
       </w:pPr>
       <w:r>
-        <w:rPr>
-          <w:i/>
-          <w:color w:val="595959"/>
-          <w:sz w:val="16"/>
-        </w:rPr>
-        <w:t>Sources : Variation calculée par le programme : Masculin, 2024 / 2023 — Annuaire 2024, tableau 5, p. 18</w:t>
-      </w:r>
-    </w:p>
-    <w:p>
-      <w:pPr>
-        <w:pStyle w:val="ListBullet"/>
-      </w:pPr>
-      <w:r>
-        <w:t>Le suivi de cet indicateur lors du prochain exercice permettra de confirmer ou non cette orientation.</w:t>
+        <w:t>Le prochain exercice permettra de vérifier si cette progression se poursuit.</w:t>
       </w:r>
     </w:p>
     <w:p>
@@ -741,12 +702,12 @@
           <w:color w:val="595959"/>
           <w:sz w:val="16"/>
         </w:rPr>
-        <w:t>Sources : Annuaire 2024, tableau 6, p. 18 — 20-30, 2024 (e) · Effectif; Annuaire 2024, tableau 6, p. 18 — 30-40, 2024 (e) · Effectif; Annuaire 2024, tableau 6, p. 18 — 30-40, 2024 (e) · %; Annuaire 2024, tableau 6, p. 18 — Moins de 20 ans, 2024 (e) · Effectif; Annuaire 2024, tableau 6, p. 18 — 30-40, 2024 (e) · Effectif; Annuaire 2024, tableau 6, p. 18 — 20-30, 2024 (e) · %</w:t>
+        <w:t>Sources : Annuaire 2024, tableau 6, p. 18 — 30-40, 2024 (e) · %; Annuaire 2024, tableau 6, p. 18 — 20-30, 2024 (e) · %</w:t>
       </w:r>
     </w:p>
     <w:p>
       <w:r>
-        <w:t>Par rapport à 2023, dans la répartition par tranche d’âge du Promoteur/Dirigeant, toutes les catégories évoluent au même rythme : aucune ne se distingue.</w:t>
+        <w:t>Par rapport à 2023, dans la répartition par tranche d’âge du Promoteur/Dirigeant, aucune catégorie ne s'écarte de l'évolution d'ensemble.</w:t>
       </w:r>
     </w:p>
     <w:p>
@@ -754,7 +715,7 @@
         <w:pStyle w:val="ListBullet"/>
       </w:pPr>
       <w:r>
-        <w:t>Le suivi de cet indicateur lors du prochain exercice permettra de confirmer ou non cette orientation.</w:t>
+        <w:t>Le prochain exercice permettra de vérifier si cette progression se poursuit.</w:t>
       </w:r>
     </w:p>
     <w:p>
@@ -842,7 +803,7 @@
     </w:p>
     <w:p>
       <w:r>
-        <w:t>Les valeurs les plus élevées en 2024 reviennent à « Yaoundé » (9 858) et à « Douala » (6 815).</w:t>
+        <w:t>Dans la répartition par localisation géographique, les valeurs les plus élevées en 2024 reviennent à « Yaoundé » (9 858) et à « Douala » (6 815).</w:t>
       </w:r>
     </w:p>
     <w:p>
@@ -860,7 +821,7 @@
     </w:p>
     <w:p>
       <w:r>
-        <w:t>Par rapport à 2023, l'évolution la plus marquée concerne « Bamenda » (hausse de 7,8 % de l'effectif).</w:t>
+        <w:t>Par rapport à 2023, dans la répartition par localisation géographique, l'évolution la plus marquée concerne « Bamenda » (hausse de 7,8 % de l'effectif).</w:t>
       </w:r>
     </w:p>
     <w:p>
@@ -881,7 +842,7 @@
         <w:pStyle w:val="ListBullet"/>
       </w:pPr>
       <w:r>
-        <w:t>Le suivi de cet indicateur lors du prochain exercice permettra de confirmer ou non cette orientation.</w:t>
+        <w:t>Le prochain exercice permettra de vérifier si cette progression se poursuit.</w:t>
       </w:r>
     </w:p>
     <w:p>
@@ -961,7 +922,7 @@
     </w:p>
     <w:p>
       <w:r>
-        <w:t>Dans la répartition par secteur d’activité, les parts les plus élevées en 2024 reviennent à « Yaoundé / Tertiaire » (40,6 %) et à « Douala / Tertiaire » (30,5 %).</w:t>
+        <w:t>Dans la répartition par localisation géographique, les parts les plus élevées en 2024 reviennent à « Yaoundé / Tertiaire » (40,6 %) et à « Douala / Tertiaire » (30,5 %).</w:t>
       </w:r>
     </w:p>
     <w:p>
@@ -979,7 +940,7 @@
     </w:p>
     <w:p>
       <w:r>
-        <w:t>Par rapport à 2023, dans la répartition par secteur d’activité, l'évolution la plus marquée concerne « Bamenda / Tertiaire » (hausse de 7,9 % de l'effectif).</w:t>
+        <w:t>Par rapport à 2023, dans la répartition par localisation géographique, l'évolution la plus marquée concerne « Bamenda / Tertiaire » (hausse de 7,9 % de l'effectif).</w:t>
       </w:r>
     </w:p>
     <w:p>
@@ -1000,7 +961,7 @@
         <w:pStyle w:val="ListBullet"/>
       </w:pPr>
       <w:r>
-        <w:t>Le suivi de cet indicateur lors du prochain exercice permettra de confirmer ou non cette orientation.</w:t>
+        <w:t>Le prochain exercice permettra de vérifier si cette progression se poursuit.</w:t>
       </w:r>
     </w:p>
     <w:p>
@@ -1080,7 +1041,7 @@
     </w:p>
     <w:p>
       <w:r>
-        <w:t>Dans la répartition par type, les parts les plus élevées en 2024 reviennent à « Douala / TPE » (31,2 %) et à « Yaoundé / TPE » (30,1 %).</w:t>
+        <w:t>Dans la répartition par localisation géographique, les parts les plus élevées en 2024 reviennent à « Douala / TPE » (31,2 %) et à « Yaoundé / TPE » (30,1 %).</w:t>
       </w:r>
     </w:p>
     <w:p>
@@ -1098,7 +1059,7 @@
     </w:p>
     <w:p>
       <w:r>
-        <w:t>Par rapport à 2023, dans la répartition par type, l'évolution la plus marquée concerne « Garoua / TPE » (hausse de 7,9 % de l'effectif).</w:t>
+        <w:t>Par rapport à 2023, dans la répartition par localisation géographique, l'évolution la plus marquée concerne « Garoua / TPE » (hausse de 7,9 % de l'effectif).</w:t>
       </w:r>
     </w:p>
     <w:p>
@@ -1119,7 +1080,7 @@
         <w:pStyle w:val="ListBullet"/>
       </w:pPr>
       <w:r>
-        <w:t>Le suivi de cet indicateur lors du prochain exercice permettra de confirmer ou non cette orientation.</w:t>
+        <w:t>Le prochain exercice permettra de vérifier si cette progression se poursuit.</w:t>
       </w:r>
     </w:p>
     <w:p>
@@ -1199,7 +1160,7 @@
     </w:p>
     <w:p>
       <w:r>
-        <w:t>Dans la répartition par forme juridique, les parts les plus élevées en 2024 reviennent à « Yaoundé / ETS » (28 %) et à « Douala / SARL » (18,9 %).</w:t>
+        <w:t>Dans la répartition par localisation géographique, les parts les plus élevées en 2024 reviennent à « Yaoundé / ETS » (28 %) et à « Douala / SARL » (18,9 %).</w:t>
       </w:r>
     </w:p>
     <w:p>
@@ -1217,7 +1178,7 @@
     </w:p>
     <w:p>
       <w:r>
-        <w:t>Par rapport à 2023, dans la répartition par forme juridique, l'évolution la plus marquée concerne « Garoua / ETS » (hausse de 7,8 % de l'effectif).</w:t>
+        <w:t>Par rapport à 2023, dans la répartition par localisation géographique, l'évolution la plus marquée concerne « Garoua / ETS » (hausse de 7,8 % de l'effectif).</w:t>
       </w:r>
     </w:p>
     <w:p>
@@ -1238,7 +1199,7 @@
         <w:pStyle w:val="ListBullet"/>
       </w:pPr>
       <w:r>
-        <w:t>Le suivi de cet indicateur lors du prochain exercice permettra de confirmer ou non cette orientation.</w:t>
+        <w:t>Le prochain exercice permettra de vérifier si cette progression se poursuit.</w:t>
       </w:r>
     </w:p>
     <w:p>
@@ -1318,7 +1279,7 @@
     </w:p>
     <w:p>
       <w:r>
-        <w:t>Dans la répartition par genre, les parts les plus élevées en 2024 reviennent à « Yaoundé / Masculin » (31,7 %) et à « Douala / Masculin » (25,5 %).</w:t>
+        <w:t>Dans la répartition par localisation géographique, les parts les plus élevées en 2024 reviennent à « Yaoundé / Masculin » (31,7 %) et à « Douala / Masculin » (25,5 %).</w:t>
       </w:r>
     </w:p>
     <w:p>
@@ -1336,7 +1297,7 @@
     </w:p>
     <w:p>
       <w:r>
-        <w:t>Par rapport à 2023, dans la répartition par genre, l'évolution la plus marquée concerne « Bafoussam / Masculin » (hausse de 7,7 % de l'effectif).</w:t>
+        <w:t>Par rapport à 2023, dans la répartition par localisation géographique, l'évolution la plus marquée concerne « Bafoussam / Masculin » (hausse de 7,7 % de l'effectif).</w:t>
       </w:r>
     </w:p>
     <w:p>
@@ -1357,7 +1318,7 @@
         <w:pStyle w:val="ListBullet"/>
       </w:pPr>
       <w:r>
-        <w:t>Le suivi de cet indicateur lors du prochain exercice permettra de confirmer ou non cette orientation.</w:t>
+        <w:t>Le prochain exercice permettra de vérifier si cette progression se poursuit.</w:t>
       </w:r>
     </w:p>
     <w:p>
@@ -1401,7 +1362,7 @@
     </w:p>
     <w:p>
       <w:r>
-        <w:t>Dans la répartition par tranche d’âge du promoteur, les valeurs les plus élevées en 2024 reviennent à « Yaoundé » (9 858) et à « Douala » (6 815).</w:t>
+        <w:t>Dans la répartition par localisation géographique, les valeurs les plus élevées en 2024 reviennent à « Yaoundé » (9 858) et à « Douala » (6 815).</w:t>
       </w:r>
     </w:p>
     <w:p>
@@ -1422,7 +1383,7 @@
         <w:pStyle w:val="ListBullet"/>
       </w:pPr>
       <w:r>
-        <w:t>Le suivi de cet indicateur lors du prochain exercice permettra de confirmer ou non cette orientation.</w:t>
+        <w:t>Disposer de cet indicateur sur plusieurs exercices permettrait d'en apprécier l'évolution.</w:t>
       </w:r>
     </w:p>
     <w:p>
@@ -1474,7 +1435,7 @@
     </w:p>
     <w:p>
       <w:r>
-        <w:t>Les valeurs les plus élevées en 2024 reviennent à « Centre Est » (46) et à « Littoral » (21).</w:t>
+        <w:t>Dans la répartition par localisation géographique, les valeurs les plus élevées en 2024 reviennent à « Centre Est » (46) et à « Littoral » (21).</w:t>
       </w:r>
     </w:p>
     <w:p>
@@ -1495,7 +1456,7 @@
         <w:pStyle w:val="ListBullet"/>
       </w:pPr>
       <w:r>
-        <w:t>Le suivi de cet indicateur lors du prochain exercice permettra de confirmer ou non cette orientation.</w:t>
+        <w:t>Disposer de cet indicateur sur plusieurs exercices permettrait d'en apprécier l'évolution.</w:t>
       </w:r>
     </w:p>
     <w:p>
@@ -1539,7 +1500,7 @@
     </w:p>
     <w:p>
       <w:r>
-        <w:t>Les valeurs les plus élevées en 2024 reviennent à « Douala » (19) et à « Yaoundé » (19).</w:t>
+        <w:t>Dans la répartition par localisation géographique, les valeurs les plus élevées en 2024 reviennent à « Douala » (19) et à « Yaoundé » (19).</w:t>
       </w:r>
     </w:p>
     <w:p>
@@ -1560,7 +1521,7 @@
         <w:pStyle w:val="ListBullet"/>
       </w:pPr>
       <w:r>
-        <w:t>Le suivi de cet indicateur lors du prochain exercice permettra de confirmer ou non cette orientation.</w:t>
+        <w:t>Disposer de cet indicateur sur plusieurs exercices permettrait d'en apprécier l'évolution.</w:t>
       </w:r>
     </w:p>
     <w:p>
@@ -1687,7 +1648,7 @@
         <w:pStyle w:val="ListBullet"/>
       </w:pPr>
       <w:r>
-        <w:t>Le suivi de cet indicateur lors du prochain exercice permettra de confirmer ou non cette orientation.</w:t>
+        <w:t>Le prochain exercice permettra de vérifier si cette progression se poursuit.</w:t>
       </w:r>
     </w:p>
     <w:p>
@@ -1806,7 +1767,7 @@
         <w:pStyle w:val="ListBullet"/>
       </w:pPr>
       <w:r>
-        <w:t>Le suivi de cet indicateur lors du prochain exercice permettra de confirmer ou non cette orientation.</w:t>
+        <w:t>Le prochain exercice permettra de vérifier si cette progression se poursuit.</w:t>
       </w:r>
     </w:p>
     <w:p>
@@ -1886,7 +1847,7 @@
     </w:p>
     <w:p>
       <w:r>
-        <w:t>Dans la répartition par PME, les valeurs les plus élevées en 2024 reviennent à « PE » (504 693 million de FCFA) et à « TPE » (129 900 million de FCFA).</w:t>
+        <w:t>Les valeurs les plus élevées en 2024 reviennent à « PE » (504 693 million de FCFA) et à « TPE » (129 900 million de FCFA).</w:t>
       </w:r>
     </w:p>
     <w:p>
@@ -1904,7 +1865,7 @@
     </w:p>
     <w:p>
       <w:r>
-        <w:t>Par rapport à 2023, dans la répartition par PME, l'évolution la plus marquée concerne « ME » (baisse de 40,0 % du chiffre d'affaires).</w:t>
+        <w:t>Par rapport à 2023, l'évolution la plus marquée concerne « ME » (baisse de 40,0 % du chiffre d'affaires).</w:t>
       </w:r>
     </w:p>
     <w:p>
@@ -1925,7 +1886,7 @@
         <w:pStyle w:val="ListBullet"/>
       </w:pPr>
       <w:r>
-        <w:t>Le suivi de cet indicateur lors du prochain exercice permettra de confirmer ou non cette orientation.</w:t>
+        <w:t>Le prochain exercice permettra de vérifier si cette progression se poursuit.</w:t>
       </w:r>
     </w:p>
     <w:p>
